--- a/lessons/6-9/downloads/6-9-notes-teacher.docx
+++ b/lessons/6-9/downloads/6-9-notes-teacher.docx
@@ -2567,7 +2567,7 @@
           <w:sz w:val="20"/>
           <w:szCs w:val="20"/>
         </w:rPr>
-        <w:t xml:space="preserve">A)  18</w:t>
+        <w:t xml:space="preserve">A)  2</w:t>
       </w:r>
     </w:p>
     <w:p>
@@ -2580,7 +2580,7 @@
           <w:sz w:val="20"/>
           <w:szCs w:val="20"/>
         </w:rPr>
-        <w:t xml:space="preserve">B)  2</w:t>
+        <w:t xml:space="preserve">B)  3</w:t>
       </w:r>
     </w:p>
     <w:p>
@@ -2606,7 +2606,7 @@
           <w:sz w:val="20"/>
           <w:szCs w:val="20"/>
         </w:rPr>
-        <w:t xml:space="preserve">D)  3</w:t>
+        <w:t xml:space="preserve">D)  18</w:t>
       </w:r>
     </w:p>
     <w:p>
@@ -2674,7 +2674,7 @@
           <w:sz w:val="21"/>
           <w:szCs w:val="21"/>
         </w:rPr>
-        <w:t xml:space="preserve">A. 18</w:t>
+        <w:t xml:space="preserve">D. 18</w:t>
       </w:r>
     </w:p>
     <w:p>
@@ -2757,7 +2757,7 @@
           <w:sz w:val="20"/>
           <w:szCs w:val="20"/>
         </w:rPr>
-        <w:t xml:space="preserve">A)  15</w:t>
+        <w:t xml:space="preserve">A)  3/5</w:t>
       </w:r>
     </w:p>
     <w:p>
@@ -2770,7 +2770,7 @@
           <w:sz w:val="20"/>
           <w:szCs w:val="20"/>
         </w:rPr>
-        <w:t xml:space="preserve">B)  3/5</w:t>
+        <w:t xml:space="preserve">B)  5/3</w:t>
       </w:r>
     </w:p>
     <w:p>
@@ -2783,7 +2783,7 @@
           <w:sz w:val="20"/>
           <w:szCs w:val="20"/>
         </w:rPr>
-        <w:t xml:space="preserve">C)  5/3</w:t>
+        <w:t xml:space="preserve">C)  8</w:t>
       </w:r>
     </w:p>
     <w:p>
@@ -2796,7 +2796,7 @@
           <w:sz w:val="20"/>
           <w:szCs w:val="20"/>
         </w:rPr>
-        <w:t xml:space="preserve">D)  8</w:t>
+        <w:t xml:space="preserve">D)  15</w:t>
       </w:r>
     </w:p>
     <w:p>
@@ -3526,7 +3526,7 @@
           <w:sz w:val="20"/>
           <w:szCs w:val="20"/>
         </w:rPr>
-        <w:t xml:space="preserve">A)  40</w:t>
+        <w:t xml:space="preserve">A)  2.5</w:t>
       </w:r>
     </w:p>
     <w:p>
@@ -3539,7 +3539,7 @@
           <w:sz w:val="20"/>
           <w:szCs w:val="20"/>
         </w:rPr>
-        <w:t xml:space="preserve">B)  2.5</w:t>
+        <w:t xml:space="preserve">B)  10/4</w:t>
       </w:r>
     </w:p>
     <w:p>
@@ -3565,7 +3565,7 @@
           <w:sz w:val="20"/>
           <w:szCs w:val="20"/>
         </w:rPr>
-        <w:t xml:space="preserve">D)  10/4</w:t>
+        <w:t xml:space="preserve">D)  40</w:t>
       </w:r>
     </w:p>
     <w:p>
@@ -3656,7 +3656,7 @@
           <w:sz w:val="20"/>
           <w:szCs w:val="20"/>
         </w:rPr>
-        <w:t xml:space="preserve">A)  10</w:t>
+        <w:t xml:space="preserve">A)  2.5</w:t>
       </w:r>
     </w:p>
     <w:p>
@@ -3682,7 +3682,7 @@
           <w:sz w:val="20"/>
           <w:szCs w:val="20"/>
         </w:rPr>
-        <w:t xml:space="preserve">C)  2.5</w:t>
+        <w:t xml:space="preserve">C)  7</w:t>
       </w:r>
     </w:p>
     <w:p>
@@ -3695,7 +3695,7 @@
           <w:sz w:val="20"/>
           <w:szCs w:val="20"/>
         </w:rPr>
-        <w:t xml:space="preserve">D)  7</w:t>
+        <w:t xml:space="preserve">D)  10</w:t>
       </w:r>
     </w:p>
     <w:p>
@@ -3812,7 +3812,7 @@
           <w:sz w:val="20"/>
           <w:szCs w:val="20"/>
         </w:rPr>
-        <w:t xml:space="preserve">A)  9</w:t>
+        <w:t xml:space="preserve">A)  2/18</w:t>
       </w:r>
     </w:p>
     <w:p>
@@ -3838,7 +3838,7 @@
           <w:sz w:val="20"/>
           <w:szCs w:val="20"/>
         </w:rPr>
-        <w:t xml:space="preserve">C)  12</w:t>
+        <w:t xml:space="preserve">C)  9</w:t>
       </w:r>
     </w:p>
     <w:p>
@@ -3851,7 +3851,7 @@
           <w:sz w:val="20"/>
           <w:szCs w:val="20"/>
         </w:rPr>
-        <w:t xml:space="preserve">D)  2/18</w:t>
+        <w:t xml:space="preserve">D)  12</w:t>
       </w:r>
     </w:p>
     <w:p>
@@ -3975,7 +3975,7 @@
           <w:sz w:val="21"/>
           <w:szCs w:val="21"/>
         </w:rPr>
-        <w:t xml:space="preserve">A)  27</w:t>
+        <w:t xml:space="preserve">A)  1/27</w:t>
       </w:r>
     </w:p>
     <w:p>
@@ -4014,7 +4014,7 @@
           <w:sz w:val="21"/>
           <w:szCs w:val="21"/>
         </w:rPr>
-        <w:t xml:space="preserve">D)  1/27</w:t>
+        <w:t xml:space="preserve">D)  27</w:t>
       </w:r>
     </w:p>
     <w:p>
@@ -4238,7 +4238,7 @@
           <w:sz w:val="21"/>
           <w:szCs w:val="21"/>
         </w:rPr>
-        <w:t xml:space="preserve">A. 18</w:t>
+        <w:t xml:space="preserve">D. 18</w:t>
       </w:r>
     </w:p>
     <w:p>
@@ -4259,7 +4259,7 @@
           <w:sz w:val="21"/>
           <w:szCs w:val="21"/>
         </w:rPr>
-        <w:t xml:space="preserve">A. 15</w:t>
+        <w:t xml:space="preserve">D. 15</w:t>
       </w:r>
     </w:p>
     <w:p>
@@ -4337,7 +4337,7 @@
           <w:sz w:val="21"/>
           <w:szCs w:val="21"/>
         </w:rPr>
-        <w:t xml:space="preserve">A)  40</w:t>
+        <w:t xml:space="preserve">D)  40</w:t>
       </w:r>
       <w:r>
         <w:rPr>
@@ -4368,7 +4368,7 @@
           <w:sz w:val="21"/>
           <w:szCs w:val="21"/>
         </w:rPr>
-        <w:t xml:space="preserve">A)  10</w:t>
+        <w:t xml:space="preserve">D)  10</w:t>
       </w:r>
       <w:r>
         <w:rPr>
@@ -4415,7 +4415,7 @@
           <w:sz w:val="21"/>
           <w:szCs w:val="21"/>
         </w:rPr>
-        <w:t xml:space="preserve">A)  9</w:t>
+        <w:t xml:space="preserve">C)  9</w:t>
       </w:r>
       <w:r>
         <w:rPr>
@@ -4453,7 +4453,7 @@
           <w:sz w:val="21"/>
           <w:szCs w:val="21"/>
         </w:rPr>
-        <w:t xml:space="preserve">A)  27</w:t>
+        <w:t xml:space="preserve">D)  27</w:t>
       </w:r>
       <w:r>
         <w:rPr>

--- a/lessons/6-9/downloads/6-9-notes-teacher.docx
+++ b/lessons/6-9/downloads/6-9-notes-teacher.docx
@@ -180,7 +180,7 @@
                 <w:sz w:val="20"/>
                 <w:szCs w:val="20"/>
               </w:rPr>
-              <w:t xml:space="preserve">I can divide a whole number by a fraction by multiplying by the reciprocal.</w:t>
+              <w:t xml:space="preserve">I can explain what dividing a whole number by a fraction means — how many pieces fit, or how much is in one whole — find the quotient with a model or by multiplying by the reciprocal, and check it by multiplying.</w:t>
             </w:r>
           </w:p>
           <w:p>
@@ -202,7 +202,7 @@
                 <w:sz w:val="20"/>
                 <w:szCs w:val="20"/>
               </w:rPr>
-              <w:t xml:space="preserve">I can explain my steps using the words fraction, reciprocal, quotient, and Keep, Change, Flip.</w:t>
+              <w:t xml:space="preserve">I can explain why multiplying by the reciprocal works, using the words fraction, reciprocal, quotient, and Keep, Change, Flip.</w:t>
             </w:r>
           </w:p>
         </w:tc>
@@ -249,25 +249,141 @@
           <w:sz w:val="19"/>
           <w:szCs w:val="19"/>
         </w:rPr>
-        <w:t xml:space="preserve">Look at the picture, read the word, then read what it means.</w:t>
+        <w:t xml:space="preserve">Review each concept term, definition, non-example, and visual clue.</w:t>
       </w:r>
     </w:p>
     <w:tbl>
       <w:tblPr>
-        <w:tblW w:type="pct" w:w="100%"/>
+        <w:tblW w:type="dxa" w:w="9360"/>
         <w:tblBorders>
-          <w:top w:val="none" w:color="FFFFFF" w:sz="0"/>
-          <w:left w:val="none" w:color="FFFFFF" w:sz="0"/>
-          <w:bottom w:val="single" w:color="C7D2DD" w:sz="4"/>
-          <w:right w:val="none" w:color="FFFFFF" w:sz="0"/>
-          <w:insideH w:val="none" w:color="FFFFFF" w:sz="0"/>
-          <w:insideV w:val="none" w:color="FFFFFF" w:sz="0"/>
+          <w:top w:val="single" w:color="C7D2DD" w:sz="6"/>
+          <w:left w:val="single" w:color="C7D2DD" w:sz="6"/>
+          <w:bottom w:val="single" w:color="C7D2DD" w:sz="6"/>
+          <w:right w:val="single" w:color="C7D2DD" w:sz="6"/>
+          <w:insideH w:val="single" w:color="C7D2DD" w:sz="6"/>
+          <w:insideV w:val="single" w:color="C7D2DD" w:sz="6"/>
         </w:tblBorders>
       </w:tblPr>
       <w:tblGrid>
         <w:gridCol w:w="1800"/>
-        <w:gridCol w:w="7560"/>
+        <w:gridCol w:w="3160"/>
+        <w:gridCol w:w="2200"/>
+        <w:gridCol w:w="2200"/>
       </w:tblGrid>
+      <w:tr>
+        <w:trPr>
+          <w:cantSplit/>
+          <w:tblHeader/>
+        </w:trPr>
+        <w:tc>
+          <w:tcPr>
+            <w:tcW w:type="dxa" w:w="1800"/>
+            <w:shd w:fill="EEF4F8" w:color="auto" w:val="clear"/>
+            <w:tcMar>
+              <w:top w:type="dxa" w:w="80"/>
+              <w:left w:type="dxa" w:w="100"/>
+              <w:bottom w:type="dxa" w:w="80"/>
+              <w:right w:type="dxa" w:w="100"/>
+            </w:tcMar>
+          </w:tcPr>
+          <w:p>
+            <w:pPr>
+              <w:spacing w:after="0"/>
+            </w:pPr>
+            <w:r>
+              <w:rPr>
+                <w:b/>
+                <w:bCs/>
+                <w:color w:val="12355B"/>
+                <w:sz w:val="19"/>
+                <w:szCs w:val="19"/>
+              </w:rPr>
+              <w:t xml:space="preserve">Concept Term</w:t>
+            </w:r>
+          </w:p>
+        </w:tc>
+        <w:tc>
+          <w:tcPr>
+            <w:tcW w:type="dxa" w:w="3160"/>
+            <w:shd w:fill="EEF4F8" w:color="auto" w:val="clear"/>
+            <w:tcMar>
+              <w:top w:type="dxa" w:w="80"/>
+              <w:left w:type="dxa" w:w="100"/>
+              <w:bottom w:type="dxa" w:w="80"/>
+              <w:right w:type="dxa" w:w="100"/>
+            </w:tcMar>
+          </w:tcPr>
+          <w:p>
+            <w:pPr>
+              <w:spacing w:after="0"/>
+            </w:pPr>
+            <w:r>
+              <w:rPr>
+                <w:b/>
+                <w:bCs/>
+                <w:color w:val="12355B"/>
+                <w:sz w:val="19"/>
+                <w:szCs w:val="19"/>
+              </w:rPr>
+              <w:t xml:space="preserve">Student-Friendly Definition</w:t>
+            </w:r>
+          </w:p>
+        </w:tc>
+        <w:tc>
+          <w:tcPr>
+            <w:tcW w:type="dxa" w:w="2200"/>
+            <w:shd w:fill="EEF4F8" w:color="auto" w:val="clear"/>
+            <w:tcMar>
+              <w:top w:type="dxa" w:w="80"/>
+              <w:left w:type="dxa" w:w="100"/>
+              <w:bottom w:type="dxa" w:w="80"/>
+              <w:right w:type="dxa" w:w="100"/>
+            </w:tcMar>
+          </w:tcPr>
+          <w:p>
+            <w:pPr>
+              <w:spacing w:after="0"/>
+            </w:pPr>
+            <w:r>
+              <w:rPr>
+                <w:b/>
+                <w:bCs/>
+                <w:color w:val="12355B"/>
+                <w:sz w:val="19"/>
+                <w:szCs w:val="19"/>
+              </w:rPr>
+              <w:t xml:space="preserve">Non-Example</w:t>
+            </w:r>
+          </w:p>
+        </w:tc>
+        <w:tc>
+          <w:tcPr>
+            <w:tcW w:type="dxa" w:w="2200"/>
+            <w:shd w:fill="EEF4F8" w:color="auto" w:val="clear"/>
+            <w:tcMar>
+              <w:top w:type="dxa" w:w="80"/>
+              <w:left w:type="dxa" w:w="100"/>
+              <w:bottom w:type="dxa" w:w="80"/>
+              <w:right w:type="dxa" w:w="100"/>
+            </w:tcMar>
+          </w:tcPr>
+          <w:p>
+            <w:pPr>
+              <w:spacing w:after="0"/>
+            </w:pPr>
+            <w:r>
+              <w:rPr>
+                <w:b/>
+                <w:bCs/>
+                <w:color w:val="12355B"/>
+                <w:sz w:val="19"/>
+                <w:szCs w:val="19"/>
+              </w:rPr>
+              <w:t xml:space="preserve">Visual Clue</w:t>
+            </w:r>
+          </w:p>
+        </w:tc>
+      </w:tr>
       <w:tr>
         <w:trPr>
           <w:cantSplit/>
@@ -276,22 +392,126 @@
           <w:tcPr>
             <w:tcW w:type="dxa" w:w="1800"/>
             <w:tcMar>
-              <w:top w:type="dxa" w:w="100"/>
-              <w:left w:type="dxa" w:w="40"/>
-              <w:bottom w:type="dxa" w:w="100"/>
-              <w:right w:type="dxa" w:w="120"/>
+              <w:top w:type="dxa" w:w="80"/>
+              <w:left w:type="dxa" w:w="100"/>
+              <w:bottom w:type="dxa" w:w="80"/>
+              <w:right w:type="dxa" w:w="100"/>
             </w:tcMar>
-            <w:vAlign w:val="center"/>
+            <w:vAlign w:val="top"/>
           </w:tcPr>
           <w:p>
             <w:pPr>
+              <w:spacing w:after="30"/>
+            </w:pPr>
+            <w:r>
+              <w:rPr>
+                <w:b/>
+                <w:bCs/>
+                <w:color w:val="12355B"/>
+                <w:sz w:val="21"/>
+                <w:szCs w:val="21"/>
+              </w:rPr>
+              <w:t xml:space="preserve">Divide Whole Numbers by Fractions</w:t>
+            </w:r>
+          </w:p>
+          <w:p>
+            <w:pPr>
               <w:spacing w:after="0"/>
+            </w:pPr>
+            <w:r>
+              <w:rPr>
+                <w:i/>
+                <w:iCs/>
+                <w:color w:val="5F6F80"/>
+                <w:sz w:val="18"/>
+                <w:szCs w:val="18"/>
+              </w:rPr>
+              <w:t xml:space="preserve">Dividir números enteros entre fracciones</w:t>
+            </w:r>
+          </w:p>
+        </w:tc>
+        <w:tc>
+          <w:tcPr>
+            <w:tcW w:type="dxa" w:w="3160"/>
+            <w:tcMar>
+              <w:top w:type="dxa" w:w="80"/>
+              <w:left w:type="dxa" w:w="100"/>
+              <w:bottom w:type="dxa" w:w="80"/>
+              <w:right w:type="dxa" w:w="100"/>
+            </w:tcMar>
+            <w:vAlign w:val="top"/>
+          </w:tcPr>
+          <w:p>
+            <w:pPr>
+              <w:spacing w:after="0"/>
+            </w:pPr>
+            <w:r>
+              <w:rPr>
+                <w:sz w:val="20"/>
+                <w:szCs w:val="20"/>
+              </w:rPr>
+              <w:t xml:space="preserve">Find how many fractional groups fit in a whole number by multiplying by the reciprocal.</w:t>
+            </w:r>
+          </w:p>
+        </w:tc>
+        <w:tc>
+          <w:tcPr>
+            <w:tcW w:type="dxa" w:w="2200"/>
+            <w:tcMar>
+              <w:top w:type="dxa" w:w="80"/>
+              <w:left w:type="dxa" w:w="100"/>
+              <w:bottom w:type="dxa" w:w="80"/>
+              <w:right w:type="dxa" w:w="100"/>
+            </w:tcMar>
+            <w:vAlign w:val="top"/>
+          </w:tcPr>
+          <w:p>
+            <w:pPr>
+              <w:spacing w:after="40"/>
+            </w:pPr>
+            <w:r>
+              <w:rPr>
+                <w:i/>
+                <w:iCs/>
+                <w:color w:val="5F6F80"/>
+                <w:sz w:val="19"/>
+                <w:szCs w:val="19"/>
+              </w:rPr>
+              <w:t xml:space="preserve">Not Divide Whole Numbers by Fractions: write a counter-example that breaks the definition.</w:t>
+            </w:r>
+          </w:p>
+          <w:p>
+            <w:pPr>
+              <w:pBdr>
+                <w:bottom w:val="single" w:color="AFBECC" w:sz="6"/>
+              </w:pBdr>
+              <w:spacing w:after="30" w:before="150"/>
+            </w:pPr>
+            <w:r>
+              <w:t xml:space="preserve"/>
+            </w:r>
+          </w:p>
+        </w:tc>
+        <w:tc>
+          <w:tcPr>
+            <w:tcW w:type="dxa" w:w="2200"/>
+            <w:tcMar>
+              <w:top w:type="dxa" w:w="80"/>
+              <w:left w:type="dxa" w:w="100"/>
+              <w:bottom w:type="dxa" w:w="80"/>
+              <w:right w:type="dxa" w:w="100"/>
+            </w:tcMar>
+            <w:vAlign w:val="top"/>
+          </w:tcPr>
+          <w:p>
+            <w:pPr>
+              <w:spacing w:after="40"/>
               <w:jc w:val="center"/>
             </w:pPr>
             <w:r>
               <w:drawing>
                 <wp:inline distT="0" distB="0" distL="0" distR="0">
-                  <wp:extent cx="1047750" cy="790575"/>
+                  <wp:extent cx="876300" cy="657225"/>
                   <wp:effectExtent t="0" r="0" b="0" l="0"/>
                   <wp:docPr id="1" name="" descr="" title=""/>
                   <wp:cNvGraphicFramePr>
@@ -316,7 +536,7 @@
                         <pic:spPr bwMode="auto">
                           <a:xfrm>
                             <a:off x="0" y="0"/>
-                            <a:ext cx="1047750" cy="790575"/>
+                            <a:ext cx="876300" cy="657225"/>
                           </a:xfrm>
                           <a:prstGeom prst="rect">
                             <a:avLst/>
@@ -329,69 +549,10 @@
               </w:drawing>
             </w:r>
           </w:p>
-        </w:tc>
-        <w:tc>
-          <w:tcPr>
-            <w:tcW w:type="dxa" w:w="7560"/>
-            <w:tcMar>
-              <w:top w:type="dxa" w:w="100"/>
-              <w:left w:type="dxa" w:w="40"/>
-              <w:bottom w:type="dxa" w:w="100"/>
-              <w:right w:type="dxa" w:w="40"/>
-            </w:tcMar>
-            <w:vAlign w:val="center"/>
-          </w:tcPr>
-          <w:p>
-            <w:pPr>
-              <w:spacing w:after="50"/>
-            </w:pPr>
-            <w:r>
-              <w:rPr>
-                <w:b/>
-                <w:bCs/>
-                <w:color w:val="12355B"/>
-                <w:sz w:val="24"/>
-                <w:szCs w:val="24"/>
-              </w:rPr>
-              <w:t xml:space="preserve">Divide Whole Numbers by Fractions</w:t>
-            </w:r>
-            <w:r>
-              <w:rPr>
-                <w:i/>
-                <w:iCs/>
-                <w:color w:val="5F6F80"/>
-                <w:sz w:val="19"/>
-                <w:szCs w:val="19"/>
-              </w:rPr>
-              <w:t xml:space="preserve">   Dividir números enteros entre fracciones</w:t>
-            </w:r>
-          </w:p>
-          <w:p>
-            <w:pPr>
-              <w:spacing w:after="40"/>
-            </w:pPr>
-            <w:r>
-              <w:rPr>
-                <w:sz w:val="21"/>
-                <w:szCs w:val="21"/>
-              </w:rPr>
-              <w:t xml:space="preserve">Find how many fractional groups fit in a whole number by multiplying by the reciprocal.</w:t>
-            </w:r>
-          </w:p>
           <w:p>
             <w:pPr>
               <w:spacing w:after="0"/>
             </w:pPr>
-            <w:r>
-              <w:rPr>
-                <w:b/>
-                <w:bCs/>
-                <w:color w:val="1FA6A2"/>
-                <w:sz w:val="18"/>
-                <w:szCs w:val="18"/>
-              </w:rPr>
-              <w:t xml:space="preserve">Example:  </w:t>
-            </w:r>
             <w:r>
               <w:rPr>
                 <w:i/>
@@ -405,23 +566,6 @@
           </w:p>
         </w:tc>
       </w:tr>
-    </w:tbl>
-    <w:tbl>
-      <w:tblPr>
-        <w:tblW w:type="pct" w:w="100%"/>
-        <w:tblBorders>
-          <w:top w:val="none" w:color="FFFFFF" w:sz="0"/>
-          <w:left w:val="none" w:color="FFFFFF" w:sz="0"/>
-          <w:bottom w:val="single" w:color="C7D2DD" w:sz="4"/>
-          <w:right w:val="none" w:color="FFFFFF" w:sz="0"/>
-          <w:insideH w:val="none" w:color="FFFFFF" w:sz="0"/>
-          <w:insideV w:val="none" w:color="FFFFFF" w:sz="0"/>
-        </w:tblBorders>
-      </w:tblPr>
-      <w:tblGrid>
-        <w:gridCol w:w="1800"/>
-        <w:gridCol w:w="7560"/>
-      </w:tblGrid>
       <w:tr>
         <w:trPr>
           <w:cantSplit/>
@@ -430,22 +574,126 @@
           <w:tcPr>
             <w:tcW w:type="dxa" w:w="1800"/>
             <w:tcMar>
-              <w:top w:type="dxa" w:w="100"/>
-              <w:left w:type="dxa" w:w="40"/>
-              <w:bottom w:type="dxa" w:w="100"/>
-              <w:right w:type="dxa" w:w="120"/>
+              <w:top w:type="dxa" w:w="80"/>
+              <w:left w:type="dxa" w:w="100"/>
+              <w:bottom w:type="dxa" w:w="80"/>
+              <w:right w:type="dxa" w:w="100"/>
             </w:tcMar>
-            <w:vAlign w:val="center"/>
+            <w:vAlign w:val="top"/>
           </w:tcPr>
           <w:p>
             <w:pPr>
+              <w:spacing w:after="30"/>
+            </w:pPr>
+            <w:r>
+              <w:rPr>
+                <w:b/>
+                <w:bCs/>
+                <w:color w:val="12355B"/>
+                <w:sz w:val="21"/>
+                <w:szCs w:val="21"/>
+              </w:rPr>
+              <w:t xml:space="preserve">Whole Number</w:t>
+            </w:r>
+          </w:p>
+          <w:p>
+            <w:pPr>
               <w:spacing w:after="0"/>
+            </w:pPr>
+            <w:r>
+              <w:rPr>
+                <w:i/>
+                <w:iCs/>
+                <w:color w:val="5F6F80"/>
+                <w:sz w:val="18"/>
+                <w:szCs w:val="18"/>
+              </w:rPr>
+              <w:t xml:space="preserve">Número entero</w:t>
+            </w:r>
+          </w:p>
+        </w:tc>
+        <w:tc>
+          <w:tcPr>
+            <w:tcW w:type="dxa" w:w="3160"/>
+            <w:tcMar>
+              <w:top w:type="dxa" w:w="80"/>
+              <w:left w:type="dxa" w:w="100"/>
+              <w:bottom w:type="dxa" w:w="80"/>
+              <w:right w:type="dxa" w:w="100"/>
+            </w:tcMar>
+            <w:vAlign w:val="top"/>
+          </w:tcPr>
+          <w:p>
+            <w:pPr>
+              <w:spacing w:after="0"/>
+            </w:pPr>
+            <w:r>
+              <w:rPr>
+                <w:sz w:val="20"/>
+                <w:szCs w:val="20"/>
+              </w:rPr>
+              <w:t xml:space="preserve">A counting number with no fraction or decimal, like 0, 1, 2, 3.</w:t>
+            </w:r>
+          </w:p>
+        </w:tc>
+        <w:tc>
+          <w:tcPr>
+            <w:tcW w:type="dxa" w:w="2200"/>
+            <w:tcMar>
+              <w:top w:type="dxa" w:w="80"/>
+              <w:left w:type="dxa" w:w="100"/>
+              <w:bottom w:type="dxa" w:w="80"/>
+              <w:right w:type="dxa" w:w="100"/>
+            </w:tcMar>
+            <w:vAlign w:val="top"/>
+          </w:tcPr>
+          <w:p>
+            <w:pPr>
+              <w:spacing w:after="40"/>
+            </w:pPr>
+            <w:r>
+              <w:rPr>
+                <w:i/>
+                <w:iCs/>
+                <w:color w:val="5F6F80"/>
+                <w:sz w:val="19"/>
+                <w:szCs w:val="19"/>
+              </w:rPr>
+              <w:t xml:space="preserve">Not Whole Number: write a counter-example that breaks the definition.</w:t>
+            </w:r>
+          </w:p>
+          <w:p>
+            <w:pPr>
+              <w:pBdr>
+                <w:bottom w:val="single" w:color="AFBECC" w:sz="6"/>
+              </w:pBdr>
+              <w:spacing w:after="30" w:before="150"/>
+            </w:pPr>
+            <w:r>
+              <w:t xml:space="preserve"/>
+            </w:r>
+          </w:p>
+        </w:tc>
+        <w:tc>
+          <w:tcPr>
+            <w:tcW w:type="dxa" w:w="2200"/>
+            <w:tcMar>
+              <w:top w:type="dxa" w:w="80"/>
+              <w:left w:type="dxa" w:w="100"/>
+              <w:bottom w:type="dxa" w:w="80"/>
+              <w:right w:type="dxa" w:w="100"/>
+            </w:tcMar>
+            <w:vAlign w:val="top"/>
+          </w:tcPr>
+          <w:p>
+            <w:pPr>
+              <w:spacing w:after="40"/>
               <w:jc w:val="center"/>
             </w:pPr>
             <w:r>
               <w:drawing>
                 <wp:inline distT="0" distB="0" distL="0" distR="0">
-                  <wp:extent cx="1047750" cy="790575"/>
+                  <wp:extent cx="876300" cy="657225"/>
                   <wp:effectExtent t="0" r="0" b="0" l="0"/>
                   <wp:docPr id="1" name="" descr="" title=""/>
                   <wp:cNvGraphicFramePr>
@@ -470,7 +718,7 @@
                         <pic:spPr bwMode="auto">
                           <a:xfrm>
                             <a:off x="0" y="0"/>
-                            <a:ext cx="1047750" cy="790575"/>
+                            <a:ext cx="876300" cy="657225"/>
                           </a:xfrm>
                           <a:prstGeom prst="rect">
                             <a:avLst/>
@@ -483,69 +731,10 @@
               </w:drawing>
             </w:r>
           </w:p>
-        </w:tc>
-        <w:tc>
-          <w:tcPr>
-            <w:tcW w:type="dxa" w:w="7560"/>
-            <w:tcMar>
-              <w:top w:type="dxa" w:w="100"/>
-              <w:left w:type="dxa" w:w="40"/>
-              <w:bottom w:type="dxa" w:w="100"/>
-              <w:right w:type="dxa" w:w="40"/>
-            </w:tcMar>
-            <w:vAlign w:val="center"/>
-          </w:tcPr>
-          <w:p>
-            <w:pPr>
-              <w:spacing w:after="50"/>
-            </w:pPr>
-            <w:r>
-              <w:rPr>
-                <w:b/>
-                <w:bCs/>
-                <w:color w:val="12355B"/>
-                <w:sz w:val="24"/>
-                <w:szCs w:val="24"/>
-              </w:rPr>
-              <w:t xml:space="preserve">Whole Number</w:t>
-            </w:r>
-            <w:r>
-              <w:rPr>
-                <w:i/>
-                <w:iCs/>
-                <w:color w:val="5F6F80"/>
-                <w:sz w:val="19"/>
-                <w:szCs w:val="19"/>
-              </w:rPr>
-              <w:t xml:space="preserve">   Número entero</w:t>
-            </w:r>
-          </w:p>
-          <w:p>
-            <w:pPr>
-              <w:spacing w:after="40"/>
-            </w:pPr>
-            <w:r>
-              <w:rPr>
-                <w:sz w:val="21"/>
-                <w:szCs w:val="21"/>
-              </w:rPr>
-              <w:t xml:space="preserve">A counting number with no fraction or decimal, like 0, 1, 2, 3.</w:t>
-            </w:r>
-          </w:p>
           <w:p>
             <w:pPr>
               <w:spacing w:after="0"/>
             </w:pPr>
-            <w:r>
-              <w:rPr>
-                <w:b/>
-                <w:bCs/>
-                <w:color w:val="1FA6A2"/>
-                <w:sz w:val="18"/>
-                <w:szCs w:val="18"/>
-              </w:rPr>
-              <w:t xml:space="preserve">Example:  </w:t>
-            </w:r>
             <w:r>
               <w:rPr>
                 <w:i/>
@@ -559,23 +748,6 @@
           </w:p>
         </w:tc>
       </w:tr>
-    </w:tbl>
-    <w:tbl>
-      <w:tblPr>
-        <w:tblW w:type="pct" w:w="100%"/>
-        <w:tblBorders>
-          <w:top w:val="none" w:color="FFFFFF" w:sz="0"/>
-          <w:left w:val="none" w:color="FFFFFF" w:sz="0"/>
-          <w:bottom w:val="single" w:color="C7D2DD" w:sz="4"/>
-          <w:right w:val="none" w:color="FFFFFF" w:sz="0"/>
-          <w:insideH w:val="none" w:color="FFFFFF" w:sz="0"/>
-          <w:insideV w:val="none" w:color="FFFFFF" w:sz="0"/>
-        </w:tblBorders>
-      </w:tblPr>
-      <w:tblGrid>
-        <w:gridCol w:w="1800"/>
-        <w:gridCol w:w="7560"/>
-      </w:tblGrid>
       <w:tr>
         <w:trPr>
           <w:cantSplit/>
@@ -584,22 +756,126 @@
           <w:tcPr>
             <w:tcW w:type="dxa" w:w="1800"/>
             <w:tcMar>
-              <w:top w:type="dxa" w:w="100"/>
-              <w:left w:type="dxa" w:w="40"/>
-              <w:bottom w:type="dxa" w:w="100"/>
-              <w:right w:type="dxa" w:w="120"/>
+              <w:top w:type="dxa" w:w="80"/>
+              <w:left w:type="dxa" w:w="100"/>
+              <w:bottom w:type="dxa" w:w="80"/>
+              <w:right w:type="dxa" w:w="100"/>
             </w:tcMar>
-            <w:vAlign w:val="center"/>
+            <w:vAlign w:val="top"/>
           </w:tcPr>
           <w:p>
             <w:pPr>
+              <w:spacing w:after="30"/>
+            </w:pPr>
+            <w:r>
+              <w:rPr>
+                <w:b/>
+                <w:bCs/>
+                <w:color w:val="12355B"/>
+                <w:sz w:val="21"/>
+                <w:szCs w:val="21"/>
+              </w:rPr>
+              <w:t xml:space="preserve">Fraction</w:t>
+            </w:r>
+          </w:p>
+          <w:p>
+            <w:pPr>
               <w:spacing w:after="0"/>
+            </w:pPr>
+            <w:r>
+              <w:rPr>
+                <w:i/>
+                <w:iCs/>
+                <w:color w:val="5F6F80"/>
+                <w:sz w:val="18"/>
+                <w:szCs w:val="18"/>
+              </w:rPr>
+              <w:t xml:space="preserve">Fracción</w:t>
+            </w:r>
+          </w:p>
+        </w:tc>
+        <w:tc>
+          <w:tcPr>
+            <w:tcW w:type="dxa" w:w="3160"/>
+            <w:tcMar>
+              <w:top w:type="dxa" w:w="80"/>
+              <w:left w:type="dxa" w:w="100"/>
+              <w:bottom w:type="dxa" w:w="80"/>
+              <w:right w:type="dxa" w:w="100"/>
+            </w:tcMar>
+            <w:vAlign w:val="top"/>
+          </w:tcPr>
+          <w:p>
+            <w:pPr>
+              <w:spacing w:after="0"/>
+            </w:pPr>
+            <w:r>
+              <w:rPr>
+                <w:sz w:val="20"/>
+                <w:szCs w:val="20"/>
+              </w:rPr>
+              <w:t xml:space="preserve">A number that shows part of a whole, like 3/4.</w:t>
+            </w:r>
+          </w:p>
+        </w:tc>
+        <w:tc>
+          <w:tcPr>
+            <w:tcW w:type="dxa" w:w="2200"/>
+            <w:tcMar>
+              <w:top w:type="dxa" w:w="80"/>
+              <w:left w:type="dxa" w:w="100"/>
+              <w:bottom w:type="dxa" w:w="80"/>
+              <w:right w:type="dxa" w:w="100"/>
+            </w:tcMar>
+            <w:vAlign w:val="top"/>
+          </w:tcPr>
+          <w:p>
+            <w:pPr>
+              <w:spacing w:after="40"/>
+            </w:pPr>
+            <w:r>
+              <w:rPr>
+                <w:i/>
+                <w:iCs/>
+                <w:color w:val="5F6F80"/>
+                <w:sz w:val="19"/>
+                <w:szCs w:val="19"/>
+              </w:rPr>
+              <w:t xml:space="preserve">Not Fraction: write a counter-example that breaks the definition.</w:t>
+            </w:r>
+          </w:p>
+          <w:p>
+            <w:pPr>
+              <w:pBdr>
+                <w:bottom w:val="single" w:color="AFBECC" w:sz="6"/>
+              </w:pBdr>
+              <w:spacing w:after="30" w:before="150"/>
+            </w:pPr>
+            <w:r>
+              <w:t xml:space="preserve"/>
+            </w:r>
+          </w:p>
+        </w:tc>
+        <w:tc>
+          <w:tcPr>
+            <w:tcW w:type="dxa" w:w="2200"/>
+            <w:tcMar>
+              <w:top w:type="dxa" w:w="80"/>
+              <w:left w:type="dxa" w:w="100"/>
+              <w:bottom w:type="dxa" w:w="80"/>
+              <w:right w:type="dxa" w:w="100"/>
+            </w:tcMar>
+            <w:vAlign w:val="top"/>
+          </w:tcPr>
+          <w:p>
+            <w:pPr>
+              <w:spacing w:after="40"/>
               <w:jc w:val="center"/>
             </w:pPr>
             <w:r>
               <w:drawing>
                 <wp:inline distT="0" distB="0" distL="0" distR="0">
-                  <wp:extent cx="1047750" cy="790575"/>
+                  <wp:extent cx="876300" cy="657225"/>
                   <wp:effectExtent t="0" r="0" b="0" l="0"/>
                   <wp:docPr id="1" name="" descr="" title=""/>
                   <wp:cNvGraphicFramePr>
@@ -624,7 +900,7 @@
                         <pic:spPr bwMode="auto">
                           <a:xfrm>
                             <a:off x="0" y="0"/>
-                            <a:ext cx="1047750" cy="790575"/>
+                            <a:ext cx="876300" cy="657225"/>
                           </a:xfrm>
                           <a:prstGeom prst="rect">
                             <a:avLst/>
@@ -637,69 +913,10 @@
               </w:drawing>
             </w:r>
           </w:p>
-        </w:tc>
-        <w:tc>
-          <w:tcPr>
-            <w:tcW w:type="dxa" w:w="7560"/>
-            <w:tcMar>
-              <w:top w:type="dxa" w:w="100"/>
-              <w:left w:type="dxa" w:w="40"/>
-              <w:bottom w:type="dxa" w:w="100"/>
-              <w:right w:type="dxa" w:w="40"/>
-            </w:tcMar>
-            <w:vAlign w:val="center"/>
-          </w:tcPr>
-          <w:p>
-            <w:pPr>
-              <w:spacing w:after="50"/>
-            </w:pPr>
-            <w:r>
-              <w:rPr>
-                <w:b/>
-                <w:bCs/>
-                <w:color w:val="12355B"/>
-                <w:sz w:val="24"/>
-                <w:szCs w:val="24"/>
-              </w:rPr>
-              <w:t xml:space="preserve">Fraction</w:t>
-            </w:r>
-            <w:r>
-              <w:rPr>
-                <w:i/>
-                <w:iCs/>
-                <w:color w:val="5F6F80"/>
-                <w:sz w:val="19"/>
-                <w:szCs w:val="19"/>
-              </w:rPr>
-              <w:t xml:space="preserve">   Fracción</w:t>
-            </w:r>
-          </w:p>
-          <w:p>
-            <w:pPr>
-              <w:spacing w:after="40"/>
-            </w:pPr>
-            <w:r>
-              <w:rPr>
-                <w:sz w:val="21"/>
-                <w:szCs w:val="21"/>
-              </w:rPr>
-              <w:t xml:space="preserve">A number that shows part of a whole, like 3/4.</w:t>
-            </w:r>
-          </w:p>
           <w:p>
             <w:pPr>
               <w:spacing w:after="0"/>
             </w:pPr>
-            <w:r>
-              <w:rPr>
-                <w:b/>
-                <w:bCs/>
-                <w:color w:val="1FA6A2"/>
-                <w:sz w:val="18"/>
-                <w:szCs w:val="18"/>
-              </w:rPr>
-              <w:t xml:space="preserve">Example:  </w:t>
-            </w:r>
             <w:r>
               <w:rPr>
                 <w:i/>
@@ -713,23 +930,6 @@
           </w:p>
         </w:tc>
       </w:tr>
-    </w:tbl>
-    <w:tbl>
-      <w:tblPr>
-        <w:tblW w:type="pct" w:w="100%"/>
-        <w:tblBorders>
-          <w:top w:val="none" w:color="FFFFFF" w:sz="0"/>
-          <w:left w:val="none" w:color="FFFFFF" w:sz="0"/>
-          <w:bottom w:val="single" w:color="C7D2DD" w:sz="4"/>
-          <w:right w:val="none" w:color="FFFFFF" w:sz="0"/>
-          <w:insideH w:val="none" w:color="FFFFFF" w:sz="0"/>
-          <w:insideV w:val="none" w:color="FFFFFF" w:sz="0"/>
-        </w:tblBorders>
-      </w:tblPr>
-      <w:tblGrid>
-        <w:gridCol w:w="1800"/>
-        <w:gridCol w:w="7560"/>
-      </w:tblGrid>
       <w:tr>
         <w:trPr>
           <w:cantSplit/>
@@ -738,22 +938,126 @@
           <w:tcPr>
             <w:tcW w:type="dxa" w:w="1800"/>
             <w:tcMar>
-              <w:top w:type="dxa" w:w="100"/>
-              <w:left w:type="dxa" w:w="40"/>
-              <w:bottom w:type="dxa" w:w="100"/>
-              <w:right w:type="dxa" w:w="120"/>
+              <w:top w:type="dxa" w:w="80"/>
+              <w:left w:type="dxa" w:w="100"/>
+              <w:bottom w:type="dxa" w:w="80"/>
+              <w:right w:type="dxa" w:w="100"/>
             </w:tcMar>
-            <w:vAlign w:val="center"/>
+            <w:vAlign w:val="top"/>
           </w:tcPr>
           <w:p>
             <w:pPr>
+              <w:spacing w:after="30"/>
+            </w:pPr>
+            <w:r>
+              <w:rPr>
+                <w:b/>
+                <w:bCs/>
+                <w:color w:val="12355B"/>
+                <w:sz w:val="21"/>
+                <w:szCs w:val="21"/>
+              </w:rPr>
+              <w:t xml:space="preserve">Reciprocal</w:t>
+            </w:r>
+          </w:p>
+          <w:p>
+            <w:pPr>
               <w:spacing w:after="0"/>
+            </w:pPr>
+            <w:r>
+              <w:rPr>
+                <w:i/>
+                <w:iCs/>
+                <w:color w:val="5F6F80"/>
+                <w:sz w:val="18"/>
+                <w:szCs w:val="18"/>
+              </w:rPr>
+              <w:t xml:space="preserve">Recíproco</w:t>
+            </w:r>
+          </w:p>
+        </w:tc>
+        <w:tc>
+          <w:tcPr>
+            <w:tcW w:type="dxa" w:w="3160"/>
+            <w:tcMar>
+              <w:top w:type="dxa" w:w="80"/>
+              <w:left w:type="dxa" w:w="100"/>
+              <w:bottom w:type="dxa" w:w="80"/>
+              <w:right w:type="dxa" w:w="100"/>
+            </w:tcMar>
+            <w:vAlign w:val="top"/>
+          </w:tcPr>
+          <w:p>
+            <w:pPr>
+              <w:spacing w:after="0"/>
+            </w:pPr>
+            <w:r>
+              <w:rPr>
+                <w:sz w:val="20"/>
+                <w:szCs w:val="20"/>
+              </w:rPr>
+              <w:t xml:space="preserve">A fraction turned upside down.</w:t>
+            </w:r>
+          </w:p>
+        </w:tc>
+        <w:tc>
+          <w:tcPr>
+            <w:tcW w:type="dxa" w:w="2200"/>
+            <w:tcMar>
+              <w:top w:type="dxa" w:w="80"/>
+              <w:left w:type="dxa" w:w="100"/>
+              <w:bottom w:type="dxa" w:w="80"/>
+              <w:right w:type="dxa" w:w="100"/>
+            </w:tcMar>
+            <w:vAlign w:val="top"/>
+          </w:tcPr>
+          <w:p>
+            <w:pPr>
+              <w:spacing w:after="40"/>
+            </w:pPr>
+            <w:r>
+              <w:rPr>
+                <w:i/>
+                <w:iCs/>
+                <w:color w:val="5F6F80"/>
+                <w:sz w:val="19"/>
+                <w:szCs w:val="19"/>
+              </w:rPr>
+              <w:t xml:space="preserve">Not Reciprocal: write a counter-example that breaks the definition.</w:t>
+            </w:r>
+          </w:p>
+          <w:p>
+            <w:pPr>
+              <w:pBdr>
+                <w:bottom w:val="single" w:color="AFBECC" w:sz="6"/>
+              </w:pBdr>
+              <w:spacing w:after="30" w:before="150"/>
+            </w:pPr>
+            <w:r>
+              <w:t xml:space="preserve"/>
+            </w:r>
+          </w:p>
+        </w:tc>
+        <w:tc>
+          <w:tcPr>
+            <w:tcW w:type="dxa" w:w="2200"/>
+            <w:tcMar>
+              <w:top w:type="dxa" w:w="80"/>
+              <w:left w:type="dxa" w:w="100"/>
+              <w:bottom w:type="dxa" w:w="80"/>
+              <w:right w:type="dxa" w:w="100"/>
+            </w:tcMar>
+            <w:vAlign w:val="top"/>
+          </w:tcPr>
+          <w:p>
+            <w:pPr>
+              <w:spacing w:after="40"/>
               <w:jc w:val="center"/>
             </w:pPr>
             <w:r>
               <w:drawing>
                 <wp:inline distT="0" distB="0" distL="0" distR="0">
-                  <wp:extent cx="1047750" cy="790575"/>
+                  <wp:extent cx="876300" cy="657225"/>
                   <wp:effectExtent t="0" r="0" b="0" l="0"/>
                   <wp:docPr id="1" name="" descr="" title=""/>
                   <wp:cNvGraphicFramePr>
@@ -778,7 +1082,7 @@
                         <pic:spPr bwMode="auto">
                           <a:xfrm>
                             <a:off x="0" y="0"/>
-                            <a:ext cx="1047750" cy="790575"/>
+                            <a:ext cx="876300" cy="657225"/>
                           </a:xfrm>
                           <a:prstGeom prst="rect">
                             <a:avLst/>
@@ -791,69 +1095,10 @@
               </w:drawing>
             </w:r>
           </w:p>
-        </w:tc>
-        <w:tc>
-          <w:tcPr>
-            <w:tcW w:type="dxa" w:w="7560"/>
-            <w:tcMar>
-              <w:top w:type="dxa" w:w="100"/>
-              <w:left w:type="dxa" w:w="40"/>
-              <w:bottom w:type="dxa" w:w="100"/>
-              <w:right w:type="dxa" w:w="40"/>
-            </w:tcMar>
-            <w:vAlign w:val="center"/>
-          </w:tcPr>
-          <w:p>
-            <w:pPr>
-              <w:spacing w:after="50"/>
-            </w:pPr>
-            <w:r>
-              <w:rPr>
-                <w:b/>
-                <w:bCs/>
-                <w:color w:val="12355B"/>
-                <w:sz w:val="24"/>
-                <w:szCs w:val="24"/>
-              </w:rPr>
-              <w:t xml:space="preserve">Reciprocal</w:t>
-            </w:r>
-            <w:r>
-              <w:rPr>
-                <w:i/>
-                <w:iCs/>
-                <w:color w:val="5F6F80"/>
-                <w:sz w:val="19"/>
-                <w:szCs w:val="19"/>
-              </w:rPr>
-              <w:t xml:space="preserve">   Recíproco</w:t>
-            </w:r>
-          </w:p>
-          <w:p>
-            <w:pPr>
-              <w:spacing w:after="40"/>
-            </w:pPr>
-            <w:r>
-              <w:rPr>
-                <w:sz w:val="21"/>
-                <w:szCs w:val="21"/>
-              </w:rPr>
-              <w:t xml:space="preserve">A fraction turned upside down.</w:t>
-            </w:r>
-          </w:p>
           <w:p>
             <w:pPr>
               <w:spacing w:after="0"/>
             </w:pPr>
-            <w:r>
-              <w:rPr>
-                <w:b/>
-                <w:bCs/>
-                <w:color w:val="1FA6A2"/>
-                <w:sz w:val="18"/>
-                <w:szCs w:val="18"/>
-              </w:rPr>
-              <w:t xml:space="preserve">Example:  </w:t>
-            </w:r>
             <w:r>
               <w:rPr>
                 <w:i/>
@@ -867,23 +1112,6 @@
           </w:p>
         </w:tc>
       </w:tr>
-    </w:tbl>
-    <w:tbl>
-      <w:tblPr>
-        <w:tblW w:type="pct" w:w="100%"/>
-        <w:tblBorders>
-          <w:top w:val="none" w:color="FFFFFF" w:sz="0"/>
-          <w:left w:val="none" w:color="FFFFFF" w:sz="0"/>
-          <w:bottom w:val="single" w:color="C7D2DD" w:sz="4"/>
-          <w:right w:val="none" w:color="FFFFFF" w:sz="0"/>
-          <w:insideH w:val="none" w:color="FFFFFF" w:sz="0"/>
-          <w:insideV w:val="none" w:color="FFFFFF" w:sz="0"/>
-        </w:tblBorders>
-      </w:tblPr>
-      <w:tblGrid>
-        <w:gridCol w:w="1800"/>
-        <w:gridCol w:w="7560"/>
-      </w:tblGrid>
       <w:tr>
         <w:trPr>
           <w:cantSplit/>
@@ -892,22 +1120,126 @@
           <w:tcPr>
             <w:tcW w:type="dxa" w:w="1800"/>
             <w:tcMar>
-              <w:top w:type="dxa" w:w="100"/>
-              <w:left w:type="dxa" w:w="40"/>
-              <w:bottom w:type="dxa" w:w="100"/>
-              <w:right w:type="dxa" w:w="120"/>
+              <w:top w:type="dxa" w:w="80"/>
+              <w:left w:type="dxa" w:w="100"/>
+              <w:bottom w:type="dxa" w:w="80"/>
+              <w:right w:type="dxa" w:w="100"/>
             </w:tcMar>
-            <w:vAlign w:val="center"/>
+            <w:vAlign w:val="top"/>
           </w:tcPr>
           <w:p>
             <w:pPr>
+              <w:spacing w:after="30"/>
+            </w:pPr>
+            <w:r>
+              <w:rPr>
+                <w:b/>
+                <w:bCs/>
+                <w:color w:val="12355B"/>
+                <w:sz w:val="21"/>
+                <w:szCs w:val="21"/>
+              </w:rPr>
+              <w:t xml:space="preserve">Keep, Change, Flip</w:t>
+            </w:r>
+          </w:p>
+          <w:p>
+            <w:pPr>
               <w:spacing w:after="0"/>
+            </w:pPr>
+            <w:r>
+              <w:rPr>
+                <w:i/>
+                <w:iCs/>
+                <w:color w:val="5F6F80"/>
+                <w:sz w:val="18"/>
+                <w:szCs w:val="18"/>
+              </w:rPr>
+              <w:t xml:space="preserve">Mantener, cambiar, invertir</w:t>
+            </w:r>
+          </w:p>
+        </w:tc>
+        <w:tc>
+          <w:tcPr>
+            <w:tcW w:type="dxa" w:w="3160"/>
+            <w:tcMar>
+              <w:top w:type="dxa" w:w="80"/>
+              <w:left w:type="dxa" w:w="100"/>
+              <w:bottom w:type="dxa" w:w="80"/>
+              <w:right w:type="dxa" w:w="100"/>
+            </w:tcMar>
+            <w:vAlign w:val="top"/>
+          </w:tcPr>
+          <w:p>
+            <w:pPr>
+              <w:spacing w:after="0"/>
+            </w:pPr>
+            <w:r>
+              <w:rPr>
+                <w:sz w:val="20"/>
+                <w:szCs w:val="20"/>
+              </w:rPr>
+              <w:t xml:space="preserve">A shortcut for dividing fractions: keep the first number, change ÷ to ×, flip the second. It works because dividing by a fraction gives the same answer as multiplying by its reciprocal.</w:t>
+            </w:r>
+          </w:p>
+        </w:tc>
+        <w:tc>
+          <w:tcPr>
+            <w:tcW w:type="dxa" w:w="2200"/>
+            <w:tcMar>
+              <w:top w:type="dxa" w:w="80"/>
+              <w:left w:type="dxa" w:w="100"/>
+              <w:bottom w:type="dxa" w:w="80"/>
+              <w:right w:type="dxa" w:w="100"/>
+            </w:tcMar>
+            <w:vAlign w:val="top"/>
+          </w:tcPr>
+          <w:p>
+            <w:pPr>
+              <w:spacing w:after="40"/>
+            </w:pPr>
+            <w:r>
+              <w:rPr>
+                <w:i/>
+                <w:iCs/>
+                <w:color w:val="5F6F80"/>
+                <w:sz w:val="19"/>
+                <w:szCs w:val="19"/>
+              </w:rPr>
+              <w:t xml:space="preserve">Not Keep, Change, Flip: write a counter-example that breaks the definition.</w:t>
+            </w:r>
+          </w:p>
+          <w:p>
+            <w:pPr>
+              <w:pBdr>
+                <w:bottom w:val="single" w:color="AFBECC" w:sz="6"/>
+              </w:pBdr>
+              <w:spacing w:after="30" w:before="150"/>
+            </w:pPr>
+            <w:r>
+              <w:t xml:space="preserve"/>
+            </w:r>
+          </w:p>
+        </w:tc>
+        <w:tc>
+          <w:tcPr>
+            <w:tcW w:type="dxa" w:w="2200"/>
+            <w:tcMar>
+              <w:top w:type="dxa" w:w="80"/>
+              <w:left w:type="dxa" w:w="100"/>
+              <w:bottom w:type="dxa" w:w="80"/>
+              <w:right w:type="dxa" w:w="100"/>
+            </w:tcMar>
+            <w:vAlign w:val="top"/>
+          </w:tcPr>
+          <w:p>
+            <w:pPr>
+              <w:spacing w:after="40"/>
               <w:jc w:val="center"/>
             </w:pPr>
             <w:r>
               <w:drawing>
                 <wp:inline distT="0" distB="0" distL="0" distR="0">
-                  <wp:extent cx="1047750" cy="790575"/>
+                  <wp:extent cx="876300" cy="657225"/>
                   <wp:effectExtent t="0" r="0" b="0" l="0"/>
                   <wp:docPr id="1" name="" descr="" title=""/>
                   <wp:cNvGraphicFramePr>
@@ -932,7 +1264,7 @@
                         <pic:spPr bwMode="auto">
                           <a:xfrm>
                             <a:off x="0" y="0"/>
-                            <a:ext cx="1047750" cy="790575"/>
+                            <a:ext cx="876300" cy="657225"/>
                           </a:xfrm>
                           <a:prstGeom prst="rect">
                             <a:avLst/>
@@ -945,69 +1277,10 @@
               </w:drawing>
             </w:r>
           </w:p>
-        </w:tc>
-        <w:tc>
-          <w:tcPr>
-            <w:tcW w:type="dxa" w:w="7560"/>
-            <w:tcMar>
-              <w:top w:type="dxa" w:w="100"/>
-              <w:left w:type="dxa" w:w="40"/>
-              <w:bottom w:type="dxa" w:w="100"/>
-              <w:right w:type="dxa" w:w="40"/>
-            </w:tcMar>
-            <w:vAlign w:val="center"/>
-          </w:tcPr>
-          <w:p>
-            <w:pPr>
-              <w:spacing w:after="50"/>
-            </w:pPr>
-            <w:r>
-              <w:rPr>
-                <w:b/>
-                <w:bCs/>
-                <w:color w:val="12355B"/>
-                <w:sz w:val="24"/>
-                <w:szCs w:val="24"/>
-              </w:rPr>
-              <w:t xml:space="preserve">Keep, Change, Flip</w:t>
-            </w:r>
-            <w:r>
-              <w:rPr>
-                <w:i/>
-                <w:iCs/>
-                <w:color w:val="5F6F80"/>
-                <w:sz w:val="19"/>
-                <w:szCs w:val="19"/>
-              </w:rPr>
-              <w:t xml:space="preserve">   Mantener, cambiar, invertir</w:t>
-            </w:r>
-          </w:p>
-          <w:p>
-            <w:pPr>
-              <w:spacing w:after="40"/>
-            </w:pPr>
-            <w:r>
-              <w:rPr>
-                <w:sz w:val="21"/>
-                <w:szCs w:val="21"/>
-              </w:rPr>
-              <w:t xml:space="preserve">A way to divide fractions: keep the first, change ÷ to ×, flip the second.</w:t>
-            </w:r>
-          </w:p>
           <w:p>
             <w:pPr>
               <w:spacing w:after="0"/>
             </w:pPr>
-            <w:r>
-              <w:rPr>
-                <w:b/>
-                <w:bCs/>
-                <w:color w:val="1FA6A2"/>
-                <w:sz w:val="18"/>
-                <w:szCs w:val="18"/>
-              </w:rPr>
-              <w:t xml:space="preserve">Example:  </w:t>
-            </w:r>
             <w:r>
               <w:rPr>
                 <w:i/>
@@ -1021,23 +1294,6 @@
           </w:p>
         </w:tc>
       </w:tr>
-    </w:tbl>
-    <w:tbl>
-      <w:tblPr>
-        <w:tblW w:type="pct" w:w="100%"/>
-        <w:tblBorders>
-          <w:top w:val="none" w:color="FFFFFF" w:sz="0"/>
-          <w:left w:val="none" w:color="FFFFFF" w:sz="0"/>
-          <w:bottom w:val="single" w:color="C7D2DD" w:sz="4"/>
-          <w:right w:val="none" w:color="FFFFFF" w:sz="0"/>
-          <w:insideH w:val="none" w:color="FFFFFF" w:sz="0"/>
-          <w:insideV w:val="none" w:color="FFFFFF" w:sz="0"/>
-        </w:tblBorders>
-      </w:tblPr>
-      <w:tblGrid>
-        <w:gridCol w:w="1800"/>
-        <w:gridCol w:w="7560"/>
-      </w:tblGrid>
       <w:tr>
         <w:trPr>
           <w:cantSplit/>
@@ -1046,22 +1302,126 @@
           <w:tcPr>
             <w:tcW w:type="dxa" w:w="1800"/>
             <w:tcMar>
-              <w:top w:type="dxa" w:w="100"/>
-              <w:left w:type="dxa" w:w="40"/>
-              <w:bottom w:type="dxa" w:w="100"/>
-              <w:right w:type="dxa" w:w="120"/>
+              <w:top w:type="dxa" w:w="80"/>
+              <w:left w:type="dxa" w:w="100"/>
+              <w:bottom w:type="dxa" w:w="80"/>
+              <w:right w:type="dxa" w:w="100"/>
             </w:tcMar>
-            <w:vAlign w:val="center"/>
+            <w:vAlign w:val="top"/>
           </w:tcPr>
           <w:p>
             <w:pPr>
+              <w:spacing w:after="30"/>
+            </w:pPr>
+            <w:r>
+              <w:rPr>
+                <w:b/>
+                <w:bCs/>
+                <w:color w:val="12355B"/>
+                <w:sz w:val="21"/>
+                <w:szCs w:val="21"/>
+              </w:rPr>
+              <w:t xml:space="preserve">Quotient</w:t>
+            </w:r>
+          </w:p>
+          <w:p>
+            <w:pPr>
               <w:spacing w:after="0"/>
+            </w:pPr>
+            <w:r>
+              <w:rPr>
+                <w:i/>
+                <w:iCs/>
+                <w:color w:val="5F6F80"/>
+                <w:sz w:val="18"/>
+                <w:szCs w:val="18"/>
+              </w:rPr>
+              <w:t xml:space="preserve">Cociente</w:t>
+            </w:r>
+          </w:p>
+        </w:tc>
+        <w:tc>
+          <w:tcPr>
+            <w:tcW w:type="dxa" w:w="3160"/>
+            <w:tcMar>
+              <w:top w:type="dxa" w:w="80"/>
+              <w:left w:type="dxa" w:w="100"/>
+              <w:bottom w:type="dxa" w:w="80"/>
+              <w:right w:type="dxa" w:w="100"/>
+            </w:tcMar>
+            <w:vAlign w:val="top"/>
+          </w:tcPr>
+          <w:p>
+            <w:pPr>
+              <w:spacing w:after="0"/>
+            </w:pPr>
+            <w:r>
+              <w:rPr>
+                <w:sz w:val="20"/>
+                <w:szCs w:val="20"/>
+              </w:rPr>
+              <w:t xml:space="preserve">The answer when you divide.</w:t>
+            </w:r>
+          </w:p>
+        </w:tc>
+        <w:tc>
+          <w:tcPr>
+            <w:tcW w:type="dxa" w:w="2200"/>
+            <w:tcMar>
+              <w:top w:type="dxa" w:w="80"/>
+              <w:left w:type="dxa" w:w="100"/>
+              <w:bottom w:type="dxa" w:w="80"/>
+              <w:right w:type="dxa" w:w="100"/>
+            </w:tcMar>
+            <w:vAlign w:val="top"/>
+          </w:tcPr>
+          <w:p>
+            <w:pPr>
+              <w:spacing w:after="40"/>
+            </w:pPr>
+            <w:r>
+              <w:rPr>
+                <w:i/>
+                <w:iCs/>
+                <w:color w:val="5F6F80"/>
+                <w:sz w:val="19"/>
+                <w:szCs w:val="19"/>
+              </w:rPr>
+              <w:t xml:space="preserve">Not Quotient: write a counter-example that breaks the definition.</w:t>
+            </w:r>
+          </w:p>
+          <w:p>
+            <w:pPr>
+              <w:pBdr>
+                <w:bottom w:val="single" w:color="AFBECC" w:sz="6"/>
+              </w:pBdr>
+              <w:spacing w:after="30" w:before="150"/>
+            </w:pPr>
+            <w:r>
+              <w:t xml:space="preserve"/>
+            </w:r>
+          </w:p>
+        </w:tc>
+        <w:tc>
+          <w:tcPr>
+            <w:tcW w:type="dxa" w:w="2200"/>
+            <w:tcMar>
+              <w:top w:type="dxa" w:w="80"/>
+              <w:left w:type="dxa" w:w="100"/>
+              <w:bottom w:type="dxa" w:w="80"/>
+              <w:right w:type="dxa" w:w="100"/>
+            </w:tcMar>
+            <w:vAlign w:val="top"/>
+          </w:tcPr>
+          <w:p>
+            <w:pPr>
+              <w:spacing w:after="40"/>
               <w:jc w:val="center"/>
             </w:pPr>
             <w:r>
               <w:drawing>
                 <wp:inline distT="0" distB="0" distL="0" distR="0">
-                  <wp:extent cx="1047750" cy="790575"/>
+                  <wp:extent cx="876300" cy="657225"/>
                   <wp:effectExtent t="0" r="0" b="0" l="0"/>
                   <wp:docPr id="1" name="" descr="" title=""/>
                   <wp:cNvGraphicFramePr>
@@ -1086,7 +1446,7 @@
                         <pic:spPr bwMode="auto">
                           <a:xfrm>
                             <a:off x="0" y="0"/>
-                            <a:ext cx="1047750" cy="790575"/>
+                            <a:ext cx="876300" cy="657225"/>
                           </a:xfrm>
                           <a:prstGeom prst="rect">
                             <a:avLst/>
@@ -1099,69 +1459,10 @@
               </w:drawing>
             </w:r>
           </w:p>
-        </w:tc>
-        <w:tc>
-          <w:tcPr>
-            <w:tcW w:type="dxa" w:w="7560"/>
-            <w:tcMar>
-              <w:top w:type="dxa" w:w="100"/>
-              <w:left w:type="dxa" w:w="40"/>
-              <w:bottom w:type="dxa" w:w="100"/>
-              <w:right w:type="dxa" w:w="40"/>
-            </w:tcMar>
-            <w:vAlign w:val="center"/>
-          </w:tcPr>
-          <w:p>
-            <w:pPr>
-              <w:spacing w:after="50"/>
-            </w:pPr>
-            <w:r>
-              <w:rPr>
-                <w:b/>
-                <w:bCs/>
-                <w:color w:val="12355B"/>
-                <w:sz w:val="24"/>
-                <w:szCs w:val="24"/>
-              </w:rPr>
-              <w:t xml:space="preserve">Quotient</w:t>
-            </w:r>
-            <w:r>
-              <w:rPr>
-                <w:i/>
-                <w:iCs/>
-                <w:color w:val="5F6F80"/>
-                <w:sz w:val="19"/>
-                <w:szCs w:val="19"/>
-              </w:rPr>
-              <w:t xml:space="preserve">   Cociente</w:t>
-            </w:r>
-          </w:p>
-          <w:p>
-            <w:pPr>
-              <w:spacing w:after="40"/>
-            </w:pPr>
-            <w:r>
-              <w:rPr>
-                <w:sz w:val="21"/>
-                <w:szCs w:val="21"/>
-              </w:rPr>
-              <w:t xml:space="preserve">The answer when you divide.</w:t>
-            </w:r>
-          </w:p>
           <w:p>
             <w:pPr>
               <w:spacing w:after="0"/>
             </w:pPr>
-            <w:r>
-              <w:rPr>
-                <w:b/>
-                <w:bCs/>
-                <w:color w:val="1FA6A2"/>
-                <w:sz w:val="18"/>
-                <w:szCs w:val="18"/>
-              </w:rPr>
-              <w:t xml:space="preserve">Example:  </w:t>
-            </w:r>
             <w:r>
               <w:rPr>
                 <w:i/>
@@ -3191,7 +3492,7 @@
           <w:sz w:val="21"/>
           <w:szCs w:val="21"/>
         </w:rPr>
-        <w:t xml:space="preserve">How does 'Keep, Change, Flip' turn 6 ÷ 1/3 into a multiplication problem?</w:t>
+        <w:t xml:space="preserve">How does 'multiply by the reciprocal' turn 6 ÷ 1/3 into a multiplication problem?</w:t>
       </w:r>
     </w:p>
     <w:p>
@@ -3447,7 +3748,7 @@
           <w:sz w:val="19"/>
           <w:szCs w:val="19"/>
         </w:rPr>
-        <w:t xml:space="preserve">   You Do — show your work</w:t>
+        <w:t xml:space="preserve">   You Do — show your work and reasoning</w:t>
       </w:r>
     </w:p>
     <w:p>
@@ -3462,7 +3763,7 @@
           <w:sz w:val="19"/>
           <w:szCs w:val="19"/>
         </w:rPr>
-        <w:t xml:space="preserve">Solve each problem. Show your thinking in the work box.</w:t>
+        <w:t xml:space="preserve">Solve each problem in the middle column and explain your reasoning using the sentence starters on the right.</w:t>
       </w:r>
     </w:p>
     <w:p>
@@ -3491,120 +3792,258 @@
         <w:t xml:space="preserve">   extra scaffolding</w:t>
       </w:r>
     </w:p>
-    <w:p>
-      <w:pPr>
-        <w:keepNext/>
-        <w:spacing w:after="60" w:before="160"/>
-      </w:pPr>
-      <w:r>
-        <w:rPr>
-          <w:b/>
-          <w:bCs/>
-          <w:color w:val="12355B"/>
-          <w:sz w:val="22"/>
-          <w:szCs w:val="22"/>
-        </w:rPr>
-        <w:t xml:space="preserve">1.  </w:t>
-      </w:r>
-      <w:r>
-        <w:rPr>
-          <w:b/>
-          <w:bCs/>
-          <w:sz w:val="21"/>
-          <w:szCs w:val="21"/>
-        </w:rPr>
-        <w:t xml:space="preserve">What is 10 ÷ 1/4?</w:t>
-      </w:r>
-    </w:p>
-    <w:p>
-      <w:pPr>
-        <w:spacing w:after="40"/>
-        <w:ind w:left="420"/>
-      </w:pPr>
-      <w:r>
-        <w:rPr>
-          <w:sz w:val="20"/>
-          <w:szCs w:val="20"/>
-        </w:rPr>
-        <w:t xml:space="preserve">A)  2.5</w:t>
-      </w:r>
-    </w:p>
-    <w:p>
-      <w:pPr>
-        <w:spacing w:after="40"/>
-        <w:ind w:left="420"/>
-      </w:pPr>
-      <w:r>
-        <w:rPr>
-          <w:sz w:val="20"/>
-          <w:szCs w:val="20"/>
-        </w:rPr>
-        <w:t xml:space="preserve">B)  10/4</w:t>
-      </w:r>
-    </w:p>
-    <w:p>
-      <w:pPr>
-        <w:spacing w:after="40"/>
-        <w:ind w:left="420"/>
-      </w:pPr>
-      <w:r>
-        <w:rPr>
-          <w:sz w:val="20"/>
-          <w:szCs w:val="20"/>
-        </w:rPr>
-        <w:t xml:space="preserve">C)  14</w:t>
-      </w:r>
-    </w:p>
-    <w:p>
-      <w:pPr>
-        <w:spacing w:after="40"/>
-        <w:ind w:left="420"/>
-      </w:pPr>
-      <w:r>
-        <w:rPr>
-          <w:sz w:val="20"/>
-          <w:szCs w:val="20"/>
-        </w:rPr>
-        <w:t xml:space="preserve">D)  40</w:t>
-      </w:r>
-    </w:p>
-    <w:p>
-      <w:pPr>
-        <w:spacing w:after="20"/>
-      </w:pPr>
-      <w:r>
-        <w:t xml:space="preserve"/>
-      </w:r>
-    </w:p>
     <w:tbl>
       <w:tblPr>
-        <w:tblW w:type="pct" w:w="100%"/>
+        <w:tblW w:type="dxa" w:w="9360"/>
         <w:tblBorders>
           <w:top w:val="single" w:color="C7D2DD" w:sz="6"/>
           <w:left w:val="single" w:color="C7D2DD" w:sz="6"/>
           <w:bottom w:val="single" w:color="C7D2DD" w:sz="6"/>
           <w:right w:val="single" w:color="C7D2DD" w:sz="6"/>
-          <w:insideH w:val="single" w:color="auto" w:sz="4"/>
-          <w:insideV w:val="single" w:color="auto" w:sz="4"/>
+          <w:insideH w:val="single" w:color="C7D2DD" w:sz="6"/>
+          <w:insideV w:val="single" w:color="C7D2DD" w:sz="6"/>
         </w:tblBorders>
       </w:tblPr>
       <w:tblGrid>
-        <w:gridCol w:w="100"/>
+        <w:gridCol w:w="2800"/>
+        <w:gridCol w:w="3560"/>
+        <w:gridCol w:w="3000"/>
       </w:tblGrid>
       <w:tr>
+        <w:trPr>
+          <w:cantSplit/>
+          <w:tblHeader/>
+        </w:trPr>
         <w:tc>
           <w:tcPr>
+            <w:tcW w:type="dxa" w:w="2800"/>
+            <w:shd w:fill="EEF4F8" w:color="auto" w:val="clear"/>
+            <w:tcMar>
+              <w:top w:type="dxa" w:w="60"/>
+              <w:left w:type="dxa" w:w="100"/>
+              <w:bottom w:type="dxa" w:w="60"/>
+              <w:right w:type="dxa" w:w="100"/>
+            </w:tcMar>
+          </w:tcPr>
+          <w:p>
+            <w:pPr>
+              <w:spacing w:after="0"/>
+            </w:pPr>
+            <w:r>
+              <w:rPr>
+                <w:b/>
+                <w:bCs/>
+                <w:color w:val="12355B"/>
+                <w:sz w:val="16"/>
+                <w:szCs w:val="16"/>
+              </w:rPr>
+              <w:t xml:space="preserve">CORE PROBLEM / GIVEN REPRESENTATION</w:t>
+            </w:r>
+          </w:p>
+        </w:tc>
+        <w:tc>
+          <w:tcPr>
+            <w:tcW w:type="dxa" w:w="3560"/>
+            <w:shd w:fill="EEF4F8" w:color="auto" w:val="clear"/>
+            <w:tcMar>
+              <w:top w:type="dxa" w:w="60"/>
+              <w:left w:type="dxa" w:w="100"/>
+              <w:bottom w:type="dxa" w:w="60"/>
+              <w:right w:type="dxa" w:w="100"/>
+            </w:tcMar>
+          </w:tcPr>
+          <w:p>
+            <w:pPr>
+              <w:spacing w:after="0"/>
+            </w:pPr>
+            <w:r>
+              <w:rPr>
+                <w:b/>
+                <w:bCs/>
+                <w:color w:val="12355B"/>
+                <w:sz w:val="16"/>
+                <w:szCs w:val="16"/>
+              </w:rPr>
+              <w:t xml:space="preserve">WORKING SPACE / CALCULATION STEPS</w:t>
+            </w:r>
+          </w:p>
+        </w:tc>
+        <w:tc>
+          <w:tcPr>
+            <w:tcW w:type="dxa" w:w="3000"/>
             <w:shd w:fill="FBF3E2" w:color="auto" w:val="clear"/>
             <w:tcMar>
               <w:top w:type="dxa" w:w="60"/>
-              <w:left w:type="dxa" w:w="120"/>
+              <w:left w:type="dxa" w:w="100"/>
               <w:bottom w:type="dxa" w:w="60"/>
-              <w:right w:type="dxa" w:w="120"/>
+              <w:right w:type="dxa" w:w="100"/>
             </w:tcMar>
           </w:tcPr>
           <w:p>
             <w:pPr>
-              <w:spacing w:after="0" w:line="320"/>
+              <w:spacing w:after="0"/>
+            </w:pPr>
+            <w:r>
+              <w:rPr>
+                <w:b/>
+                <w:bCs/>
+                <w:color w:val="B97A12"/>
+                <w:sz w:val="16"/>
+                <w:szCs w:val="16"/>
+              </w:rPr>
+              <w:t xml:space="preserve">EXPLAIN YOUR REASONING</w:t>
+            </w:r>
+          </w:p>
+        </w:tc>
+      </w:tr>
+      <w:tr>
+        <w:trPr>
+          <w:cantSplit/>
+        </w:trPr>
+        <w:tc>
+          <w:tcPr>
+            <w:tcW w:type="dxa" w:w="2800"/>
+            <w:tcMar>
+              <w:top w:type="dxa" w:w="80"/>
+              <w:left w:type="dxa" w:w="100"/>
+              <w:bottom w:type="dxa" w:w="80"/>
+              <w:right w:type="dxa" w:w="100"/>
+            </w:tcMar>
+            <w:vAlign w:val="top"/>
+          </w:tcPr>
+          <w:p>
+            <w:pPr>
+              <w:spacing w:after="60"/>
+            </w:pPr>
+            <w:r>
+              <w:rPr>
+                <w:b/>
+                <w:bCs/>
+                <w:color w:val="12355B"/>
+                <w:sz w:val="21"/>
+                <w:szCs w:val="21"/>
+              </w:rPr>
+              <w:t xml:space="preserve">1.  </w:t>
+            </w:r>
+            <w:r>
+              <w:rPr>
+                <w:b/>
+                <w:bCs/>
+                <w:sz w:val="20"/>
+                <w:szCs w:val="20"/>
+              </w:rPr>
+              <w:t xml:space="preserve">What is 10 ÷ 1/4?</w:t>
+            </w:r>
+          </w:p>
+          <w:p>
+            <w:pPr>
+              <w:spacing w:after="30"/>
+              <w:ind w:left="180"/>
+            </w:pPr>
+            <w:r>
+              <w:rPr>
+                <w:sz w:val="19"/>
+                <w:szCs w:val="19"/>
+              </w:rPr>
+              <w:t xml:space="preserve">A)  2.5</w:t>
+            </w:r>
+          </w:p>
+          <w:p>
+            <w:pPr>
+              <w:spacing w:after="30"/>
+              <w:ind w:left="180"/>
+            </w:pPr>
+            <w:r>
+              <w:rPr>
+                <w:sz w:val="19"/>
+                <w:szCs w:val="19"/>
+              </w:rPr>
+              <w:t xml:space="preserve">B)  10/4</w:t>
+            </w:r>
+          </w:p>
+          <w:p>
+            <w:pPr>
+              <w:spacing w:after="30"/>
+              <w:ind w:left="180"/>
+            </w:pPr>
+            <w:r>
+              <w:rPr>
+                <w:sz w:val="19"/>
+                <w:szCs w:val="19"/>
+              </w:rPr>
+              <w:t xml:space="preserve">C)  14</w:t>
+            </w:r>
+          </w:p>
+          <w:p>
+            <w:pPr>
+              <w:spacing w:after="30"/>
+              <w:ind w:left="180"/>
+            </w:pPr>
+            <w:r>
+              <w:rPr>
+                <w:sz w:val="19"/>
+                <w:szCs w:val="19"/>
+              </w:rPr>
+              <w:t xml:space="preserve">D)  40</w:t>
+            </w:r>
+          </w:p>
+        </w:tc>
+        <w:tc>
+          <w:tcPr>
+            <w:tcW w:type="dxa" w:w="3560"/>
+            <w:tcMar>
+              <w:top w:type="dxa" w:w="80"/>
+              <w:left w:type="dxa" w:w="100"/>
+              <w:bottom w:type="dxa" w:w="80"/>
+              <w:right w:type="dxa" w:w="100"/>
+            </w:tcMar>
+            <w:vAlign w:val="top"/>
+          </w:tcPr>
+          <w:p>
+            <w:pPr>
+              <w:spacing w:after="40"/>
+            </w:pPr>
+            <w:r>
+              <w:rPr>
+                <w:b/>
+                <w:bCs/>
+                <w:color w:val="1FA6A2"/>
+                <w:sz w:val="19"/>
+                <w:szCs w:val="19"/>
+              </w:rPr>
+              <w:t xml:space="preserve">Solution:  </w:t>
+            </w:r>
+            <w:r>
+              <w:rPr>
+                <w:b/>
+                <w:bCs/>
+                <w:sz w:val="19"/>
+                <w:szCs w:val="19"/>
+              </w:rPr>
+              <w:t xml:space="preserve">D)  40</w:t>
+            </w:r>
+          </w:p>
+          <w:p>
+            <w:pPr>
+              <w:spacing w:after="40"/>
+            </w:pPr>
+            <w:r>
+              <w:rPr>
+                <w:i/>
+                <w:iCs/>
+                <w:color w:val="5F6F80"/>
+                <w:sz w:val="18"/>
+                <w:szCs w:val="18"/>
+              </w:rPr>
+              <w:t xml:space="preserve">10 ÷ 1/4 = 10 × 4/1 = 40. There are 40 quarter-size pieces in 10 wholes.</w:t>
+            </w:r>
+          </w:p>
+          <w:p>
+            <w:pPr>
+              <w:pBdr>
+                <w:bottom w:val="single" w:color="AFBECC" w:sz="6"/>
+              </w:pBdr>
+              <w:spacing w:after="30" w:before="150"/>
             </w:pPr>
             <w:r>
               <w:t xml:space="preserve"/>
@@ -3612,7 +4051,125 @@
           </w:p>
           <w:p>
             <w:pPr>
-              <w:spacing w:after="0" w:line="320"/>
+              <w:pBdr>
+                <w:bottom w:val="single" w:color="AFBECC" w:sz="6"/>
+              </w:pBdr>
+              <w:spacing w:after="30" w:before="150"/>
+            </w:pPr>
+            <w:r>
+              <w:t xml:space="preserve"/>
+            </w:r>
+          </w:p>
+        </w:tc>
+        <w:tc>
+          <w:tcPr>
+            <w:tcW w:type="dxa" w:w="3000"/>
+            <w:shd w:fill="FBF3E2" w:color="auto" w:val="clear"/>
+            <w:tcMar>
+              <w:top w:type="dxa" w:w="80"/>
+              <w:left w:type="dxa" w:w="100"/>
+              <w:bottom w:type="dxa" w:w="80"/>
+              <w:right w:type="dxa" w:w="100"/>
+            </w:tcMar>
+            <w:vAlign w:val="top"/>
+          </w:tcPr>
+          <w:p>
+            <w:pPr>
+              <w:spacing w:after="40"/>
+            </w:pPr>
+            <w:r>
+              <w:rPr>
+                <w:b/>
+                <w:bCs/>
+                <w:color w:val="12355B"/>
+                <w:sz w:val="19"/>
+                <w:szCs w:val="19"/>
+              </w:rPr>
+              <w:t xml:space="preserve">Because... </w:t>
+            </w:r>
+            <w:r>
+              <w:rPr>
+                <w:color w:val="AFBECC"/>
+                <w:sz w:val="19"/>
+                <w:szCs w:val="19"/>
+              </w:rPr>
+              <w:t xml:space="preserve">________________</w:t>
+            </w:r>
+          </w:p>
+          <w:p>
+            <w:pPr>
+              <w:pBdr>
+                <w:bottom w:val="single" w:color="AFBECC" w:sz="6"/>
+              </w:pBdr>
+              <w:spacing w:after="30" w:before="150"/>
+            </w:pPr>
+            <w:r>
+              <w:t xml:space="preserve"/>
+            </w:r>
+          </w:p>
+          <w:p>
+            <w:pPr>
+              <w:spacing w:after="40" w:before="80"/>
+            </w:pPr>
+            <w:r>
+              <w:rPr>
+                <w:b/>
+                <w:bCs/>
+                <w:color w:val="6B4FA0"/>
+                <w:sz w:val="19"/>
+                <w:szCs w:val="19"/>
+              </w:rPr>
+              <w:t xml:space="preserve">Although... </w:t>
+            </w:r>
+            <w:r>
+              <w:rPr>
+                <w:color w:val="AFBECC"/>
+                <w:sz w:val="19"/>
+                <w:szCs w:val="19"/>
+              </w:rPr>
+              <w:t xml:space="preserve">_______________</w:t>
+            </w:r>
+          </w:p>
+          <w:p>
+            <w:pPr>
+              <w:pBdr>
+                <w:bottom w:val="single" w:color="AFBECC" w:sz="6"/>
+              </w:pBdr>
+              <w:spacing w:after="30" w:before="150"/>
+            </w:pPr>
+            <w:r>
+              <w:t xml:space="preserve"/>
+            </w:r>
+          </w:p>
+          <w:p>
+            <w:pPr>
+              <w:spacing w:after="40" w:before="80"/>
+            </w:pPr>
+            <w:r>
+              <w:rPr>
+                <w:b/>
+                <w:bCs/>
+                <w:color w:val="1FA6A2"/>
+                <w:sz w:val="19"/>
+                <w:szCs w:val="19"/>
+              </w:rPr>
+              <w:t xml:space="preserve">Therefore... </w:t>
+            </w:r>
+            <w:r>
+              <w:rPr>
+                <w:color w:val="AFBECC"/>
+                <w:sz w:val="19"/>
+                <w:szCs w:val="19"/>
+              </w:rPr>
+              <w:t xml:space="preserve">______________</w:t>
+            </w:r>
+          </w:p>
+          <w:p>
+            <w:pPr>
+              <w:pBdr>
+                <w:bottom w:val="single" w:color="AFBECC" w:sz="6"/>
+              </w:pBdr>
+              <w:spacing w:after="30" w:before="150"/>
             </w:pPr>
             <w:r>
               <w:t xml:space="preserve"/>
@@ -3623,84 +4180,7 @@
     </w:tbl>
     <w:p>
       <w:pPr>
-        <w:keepNext/>
-        <w:spacing w:after="60" w:before="160"/>
-      </w:pPr>
-      <w:r>
-        <w:rPr>
-          <w:b/>
-          <w:bCs/>
-          <w:color w:val="12355B"/>
-          <w:sz w:val="22"/>
-          <w:szCs w:val="22"/>
-        </w:rPr>
-        <w:t xml:space="preserve">2.  </w:t>
-      </w:r>
-      <w:r>
-        <w:rPr>
-          <w:b/>
-          <w:bCs/>
-          <w:sz w:val="21"/>
-          <w:szCs w:val="21"/>
-        </w:rPr>
-        <w:t xml:space="preserve">What is 5 ÷ 1/2?</w:t>
-      </w:r>
-    </w:p>
-    <w:p>
-      <w:pPr>
-        <w:spacing w:after="40"/>
-        <w:ind w:left="420"/>
-      </w:pPr>
-      <w:r>
-        <w:rPr>
-          <w:sz w:val="20"/>
-          <w:szCs w:val="20"/>
-        </w:rPr>
-        <w:t xml:space="preserve">A)  2.5</w:t>
-      </w:r>
-    </w:p>
-    <w:p>
-      <w:pPr>
-        <w:spacing w:after="40"/>
-        <w:ind w:left="420"/>
-      </w:pPr>
-      <w:r>
-        <w:rPr>
-          <w:sz w:val="20"/>
-          <w:szCs w:val="20"/>
-        </w:rPr>
-        <w:t xml:space="preserve">B)  5/2</w:t>
-      </w:r>
-    </w:p>
-    <w:p>
-      <w:pPr>
-        <w:spacing w:after="40"/>
-        <w:ind w:left="420"/>
-      </w:pPr>
-      <w:r>
-        <w:rPr>
-          <w:sz w:val="20"/>
-          <w:szCs w:val="20"/>
-        </w:rPr>
-        <w:t xml:space="preserve">C)  7</w:t>
-      </w:r>
-    </w:p>
-    <w:p>
-      <w:pPr>
-        <w:spacing w:after="40"/>
-        <w:ind w:left="420"/>
-      </w:pPr>
-      <w:r>
-        <w:rPr>
-          <w:sz w:val="20"/>
-          <w:szCs w:val="20"/>
-        </w:rPr>
-        <w:t xml:space="preserve">D)  10</w:t>
-      </w:r>
-    </w:p>
-    <w:p>
-      <w:pPr>
-        <w:spacing w:after="20"/>
+        <w:spacing w:after="80"/>
       </w:pPr>
       <w:r>
         <w:t xml:space="preserve"/>
@@ -3708,33 +4188,256 @@
     </w:p>
     <w:tbl>
       <w:tblPr>
-        <w:tblW w:type="pct" w:w="100%"/>
+        <w:tblW w:type="dxa" w:w="9360"/>
         <w:tblBorders>
           <w:top w:val="single" w:color="C7D2DD" w:sz="6"/>
           <w:left w:val="single" w:color="C7D2DD" w:sz="6"/>
           <w:bottom w:val="single" w:color="C7D2DD" w:sz="6"/>
           <w:right w:val="single" w:color="C7D2DD" w:sz="6"/>
-          <w:insideH w:val="single" w:color="auto" w:sz="4"/>
-          <w:insideV w:val="single" w:color="auto" w:sz="4"/>
+          <w:insideH w:val="single" w:color="C7D2DD" w:sz="6"/>
+          <w:insideV w:val="single" w:color="C7D2DD" w:sz="6"/>
         </w:tblBorders>
       </w:tblPr>
       <w:tblGrid>
-        <w:gridCol w:w="100"/>
+        <w:gridCol w:w="2800"/>
+        <w:gridCol w:w="3560"/>
+        <w:gridCol w:w="3000"/>
       </w:tblGrid>
       <w:tr>
+        <w:trPr>
+          <w:cantSplit/>
+          <w:tblHeader/>
+        </w:trPr>
         <w:tc>
           <w:tcPr>
+            <w:tcW w:type="dxa" w:w="2800"/>
+            <w:shd w:fill="EEF4F8" w:color="auto" w:val="clear"/>
+            <w:tcMar>
+              <w:top w:type="dxa" w:w="60"/>
+              <w:left w:type="dxa" w:w="100"/>
+              <w:bottom w:type="dxa" w:w="60"/>
+              <w:right w:type="dxa" w:w="100"/>
+            </w:tcMar>
+          </w:tcPr>
+          <w:p>
+            <w:pPr>
+              <w:spacing w:after="0"/>
+            </w:pPr>
+            <w:r>
+              <w:rPr>
+                <w:b/>
+                <w:bCs/>
+                <w:color w:val="12355B"/>
+                <w:sz w:val="16"/>
+                <w:szCs w:val="16"/>
+              </w:rPr>
+              <w:t xml:space="preserve">CORE PROBLEM / GIVEN REPRESENTATION</w:t>
+            </w:r>
+          </w:p>
+        </w:tc>
+        <w:tc>
+          <w:tcPr>
+            <w:tcW w:type="dxa" w:w="3560"/>
+            <w:shd w:fill="EEF4F8" w:color="auto" w:val="clear"/>
+            <w:tcMar>
+              <w:top w:type="dxa" w:w="60"/>
+              <w:left w:type="dxa" w:w="100"/>
+              <w:bottom w:type="dxa" w:w="60"/>
+              <w:right w:type="dxa" w:w="100"/>
+            </w:tcMar>
+          </w:tcPr>
+          <w:p>
+            <w:pPr>
+              <w:spacing w:after="0"/>
+            </w:pPr>
+            <w:r>
+              <w:rPr>
+                <w:b/>
+                <w:bCs/>
+                <w:color w:val="12355B"/>
+                <w:sz w:val="16"/>
+                <w:szCs w:val="16"/>
+              </w:rPr>
+              <w:t xml:space="preserve">WORKING SPACE / CALCULATION STEPS</w:t>
+            </w:r>
+          </w:p>
+        </w:tc>
+        <w:tc>
+          <w:tcPr>
+            <w:tcW w:type="dxa" w:w="3000"/>
             <w:shd w:fill="FBF3E2" w:color="auto" w:val="clear"/>
             <w:tcMar>
               <w:top w:type="dxa" w:w="60"/>
-              <w:left w:type="dxa" w:w="120"/>
+              <w:left w:type="dxa" w:w="100"/>
               <w:bottom w:type="dxa" w:w="60"/>
-              <w:right w:type="dxa" w:w="120"/>
+              <w:right w:type="dxa" w:w="100"/>
             </w:tcMar>
           </w:tcPr>
           <w:p>
             <w:pPr>
-              <w:spacing w:after="0" w:line="320"/>
+              <w:spacing w:after="0"/>
+            </w:pPr>
+            <w:r>
+              <w:rPr>
+                <w:b/>
+                <w:bCs/>
+                <w:color w:val="B97A12"/>
+                <w:sz w:val="16"/>
+                <w:szCs w:val="16"/>
+              </w:rPr>
+              <w:t xml:space="preserve">EXPLAIN YOUR REASONING</w:t>
+            </w:r>
+          </w:p>
+        </w:tc>
+      </w:tr>
+      <w:tr>
+        <w:trPr>
+          <w:cantSplit/>
+        </w:trPr>
+        <w:tc>
+          <w:tcPr>
+            <w:tcW w:type="dxa" w:w="2800"/>
+            <w:tcMar>
+              <w:top w:type="dxa" w:w="80"/>
+              <w:left w:type="dxa" w:w="100"/>
+              <w:bottom w:type="dxa" w:w="80"/>
+              <w:right w:type="dxa" w:w="100"/>
+            </w:tcMar>
+            <w:vAlign w:val="top"/>
+          </w:tcPr>
+          <w:p>
+            <w:pPr>
+              <w:spacing w:after="60"/>
+            </w:pPr>
+            <w:r>
+              <w:rPr>
+                <w:b/>
+                <w:bCs/>
+                <w:color w:val="12355B"/>
+                <w:sz w:val="21"/>
+                <w:szCs w:val="21"/>
+              </w:rPr>
+              <w:t xml:space="preserve">2.  </w:t>
+            </w:r>
+            <w:r>
+              <w:rPr>
+                <w:b/>
+                <w:bCs/>
+                <w:sz w:val="20"/>
+                <w:szCs w:val="20"/>
+              </w:rPr>
+              <w:t xml:space="preserve">What is 5 ÷ 1/2?</w:t>
+            </w:r>
+          </w:p>
+          <w:p>
+            <w:pPr>
+              <w:spacing w:after="30"/>
+              <w:ind w:left="180"/>
+            </w:pPr>
+            <w:r>
+              <w:rPr>
+                <w:sz w:val="19"/>
+                <w:szCs w:val="19"/>
+              </w:rPr>
+              <w:t xml:space="preserve">A)  2.5</w:t>
+            </w:r>
+          </w:p>
+          <w:p>
+            <w:pPr>
+              <w:spacing w:after="30"/>
+              <w:ind w:left="180"/>
+            </w:pPr>
+            <w:r>
+              <w:rPr>
+                <w:sz w:val="19"/>
+                <w:szCs w:val="19"/>
+              </w:rPr>
+              <w:t xml:space="preserve">B)  5/2</w:t>
+            </w:r>
+          </w:p>
+          <w:p>
+            <w:pPr>
+              <w:spacing w:after="30"/>
+              <w:ind w:left="180"/>
+            </w:pPr>
+            <w:r>
+              <w:rPr>
+                <w:sz w:val="19"/>
+                <w:szCs w:val="19"/>
+              </w:rPr>
+              <w:t xml:space="preserve">C)  7</w:t>
+            </w:r>
+          </w:p>
+          <w:p>
+            <w:pPr>
+              <w:spacing w:after="30"/>
+              <w:ind w:left="180"/>
+            </w:pPr>
+            <w:r>
+              <w:rPr>
+                <w:sz w:val="19"/>
+                <w:szCs w:val="19"/>
+              </w:rPr>
+              <w:t xml:space="preserve">D)  10</w:t>
+            </w:r>
+          </w:p>
+        </w:tc>
+        <w:tc>
+          <w:tcPr>
+            <w:tcW w:type="dxa" w:w="3560"/>
+            <w:tcMar>
+              <w:top w:type="dxa" w:w="80"/>
+              <w:left w:type="dxa" w:w="100"/>
+              <w:bottom w:type="dxa" w:w="80"/>
+              <w:right w:type="dxa" w:w="100"/>
+            </w:tcMar>
+            <w:vAlign w:val="top"/>
+          </w:tcPr>
+          <w:p>
+            <w:pPr>
+              <w:spacing w:after="40"/>
+            </w:pPr>
+            <w:r>
+              <w:rPr>
+                <w:b/>
+                <w:bCs/>
+                <w:color w:val="1FA6A2"/>
+                <w:sz w:val="19"/>
+                <w:szCs w:val="19"/>
+              </w:rPr>
+              <w:t xml:space="preserve">Solution:  </w:t>
+            </w:r>
+            <w:r>
+              <w:rPr>
+                <w:b/>
+                <w:bCs/>
+                <w:sz w:val="19"/>
+                <w:szCs w:val="19"/>
+              </w:rPr>
+              <w:t xml:space="preserve">D)  10</w:t>
+            </w:r>
+          </w:p>
+          <w:p>
+            <w:pPr>
+              <w:spacing w:after="40"/>
+            </w:pPr>
+            <w:r>
+              <w:rPr>
+                <w:i/>
+                <w:iCs/>
+                <w:color w:val="5F6F80"/>
+                <w:sz w:val="18"/>
+                <w:szCs w:val="18"/>
+              </w:rPr>
+              <w:t xml:space="preserve">5 ÷ 1/2 = 5 × 2/1 = 10. There are 10 halves in 5 wholes.</w:t>
+            </w:r>
+          </w:p>
+          <w:p>
+            <w:pPr>
+              <w:pBdr>
+                <w:bottom w:val="single" w:color="AFBECC" w:sz="6"/>
+              </w:pBdr>
+              <w:spacing w:after="30" w:before="150"/>
             </w:pPr>
             <w:r>
               <w:t xml:space="preserve"/>
@@ -3742,7 +4445,125 @@
           </w:p>
           <w:p>
             <w:pPr>
-              <w:spacing w:after="0" w:line="320"/>
+              <w:pBdr>
+                <w:bottom w:val="single" w:color="AFBECC" w:sz="6"/>
+              </w:pBdr>
+              <w:spacing w:after="30" w:before="150"/>
+            </w:pPr>
+            <w:r>
+              <w:t xml:space="preserve"/>
+            </w:r>
+          </w:p>
+        </w:tc>
+        <w:tc>
+          <w:tcPr>
+            <w:tcW w:type="dxa" w:w="3000"/>
+            <w:shd w:fill="FBF3E2" w:color="auto" w:val="clear"/>
+            <w:tcMar>
+              <w:top w:type="dxa" w:w="80"/>
+              <w:left w:type="dxa" w:w="100"/>
+              <w:bottom w:type="dxa" w:w="80"/>
+              <w:right w:type="dxa" w:w="100"/>
+            </w:tcMar>
+            <w:vAlign w:val="top"/>
+          </w:tcPr>
+          <w:p>
+            <w:pPr>
+              <w:spacing w:after="40"/>
+            </w:pPr>
+            <w:r>
+              <w:rPr>
+                <w:b/>
+                <w:bCs/>
+                <w:color w:val="12355B"/>
+                <w:sz w:val="19"/>
+                <w:szCs w:val="19"/>
+              </w:rPr>
+              <w:t xml:space="preserve">Because... </w:t>
+            </w:r>
+            <w:r>
+              <w:rPr>
+                <w:color w:val="AFBECC"/>
+                <w:sz w:val="19"/>
+                <w:szCs w:val="19"/>
+              </w:rPr>
+              <w:t xml:space="preserve">________________</w:t>
+            </w:r>
+          </w:p>
+          <w:p>
+            <w:pPr>
+              <w:pBdr>
+                <w:bottom w:val="single" w:color="AFBECC" w:sz="6"/>
+              </w:pBdr>
+              <w:spacing w:after="30" w:before="150"/>
+            </w:pPr>
+            <w:r>
+              <w:t xml:space="preserve"/>
+            </w:r>
+          </w:p>
+          <w:p>
+            <w:pPr>
+              <w:spacing w:after="40" w:before="80"/>
+            </w:pPr>
+            <w:r>
+              <w:rPr>
+                <w:b/>
+                <w:bCs/>
+                <w:color w:val="6B4FA0"/>
+                <w:sz w:val="19"/>
+                <w:szCs w:val="19"/>
+              </w:rPr>
+              <w:t xml:space="preserve">Although... </w:t>
+            </w:r>
+            <w:r>
+              <w:rPr>
+                <w:color w:val="AFBECC"/>
+                <w:sz w:val="19"/>
+                <w:szCs w:val="19"/>
+              </w:rPr>
+              <w:t xml:space="preserve">_______________</w:t>
+            </w:r>
+          </w:p>
+          <w:p>
+            <w:pPr>
+              <w:pBdr>
+                <w:bottom w:val="single" w:color="AFBECC" w:sz="6"/>
+              </w:pBdr>
+              <w:spacing w:after="30" w:before="150"/>
+            </w:pPr>
+            <w:r>
+              <w:t xml:space="preserve"/>
+            </w:r>
+          </w:p>
+          <w:p>
+            <w:pPr>
+              <w:spacing w:after="40" w:before="80"/>
+            </w:pPr>
+            <w:r>
+              <w:rPr>
+                <w:b/>
+                <w:bCs/>
+                <w:color w:val="1FA6A2"/>
+                <w:sz w:val="19"/>
+                <w:szCs w:val="19"/>
+              </w:rPr>
+              <w:t xml:space="preserve">Therefore... </w:t>
+            </w:r>
+            <w:r>
+              <w:rPr>
+                <w:color w:val="AFBECC"/>
+                <w:sz w:val="19"/>
+                <w:szCs w:val="19"/>
+              </w:rPr>
+              <w:t xml:space="preserve">______________</w:t>
+            </w:r>
+          </w:p>
+          <w:p>
+            <w:pPr>
+              <w:pBdr>
+                <w:bottom w:val="single" w:color="AFBECC" w:sz="6"/>
+              </w:pBdr>
+              <w:spacing w:after="30" w:before="150"/>
             </w:pPr>
             <w:r>
               <w:t xml:space="preserve"/>
@@ -3751,6 +4572,14 @@
         </w:tc>
       </w:tr>
     </w:tbl>
+    <w:p>
+      <w:pPr>
+        <w:spacing w:after="80"/>
+      </w:pPr>
+      <w:r>
+        <w:t xml:space="preserve"/>
+      </w:r>
+    </w:p>
     <w:p>
       <w:pPr>
         <w:pStyle w:val="Heading2"/>
@@ -3777,120 +4606,258 @@
         <w:t xml:space="preserve">   grade-level practice</w:t>
       </w:r>
     </w:p>
-    <w:p>
-      <w:pPr>
-        <w:keepNext/>
-        <w:spacing w:after="60" w:before="160"/>
-      </w:pPr>
-      <w:r>
-        <w:rPr>
-          <w:b/>
-          <w:bCs/>
-          <w:color w:val="12355B"/>
-          <w:sz w:val="22"/>
-          <w:szCs w:val="22"/>
-        </w:rPr>
-        <w:t xml:space="preserve">3.  </w:t>
-      </w:r>
-      <w:r>
-        <w:rPr>
-          <w:b/>
-          <w:bCs/>
-          <w:sz w:val="21"/>
-          <w:szCs w:val="21"/>
-        </w:rPr>
-        <w:t xml:space="preserve">What is 6 ÷ 2/3?</w:t>
-      </w:r>
-    </w:p>
-    <w:p>
-      <w:pPr>
-        <w:spacing w:after="40"/>
-        <w:ind w:left="420"/>
-      </w:pPr>
-      <w:r>
-        <w:rPr>
-          <w:sz w:val="20"/>
-          <w:szCs w:val="20"/>
-        </w:rPr>
-        <w:t xml:space="preserve">A)  2/18</w:t>
-      </w:r>
-    </w:p>
-    <w:p>
-      <w:pPr>
-        <w:spacing w:after="40"/>
-        <w:ind w:left="420"/>
-      </w:pPr>
-      <w:r>
-        <w:rPr>
-          <w:sz w:val="20"/>
-          <w:szCs w:val="20"/>
-        </w:rPr>
-        <w:t xml:space="preserve">B)  4</w:t>
-      </w:r>
-    </w:p>
-    <w:p>
-      <w:pPr>
-        <w:spacing w:after="40"/>
-        <w:ind w:left="420"/>
-      </w:pPr>
-      <w:r>
-        <w:rPr>
-          <w:sz w:val="20"/>
-          <w:szCs w:val="20"/>
-        </w:rPr>
-        <w:t xml:space="preserve">C)  9</w:t>
-      </w:r>
-    </w:p>
-    <w:p>
-      <w:pPr>
-        <w:spacing w:after="40"/>
-        <w:ind w:left="420"/>
-      </w:pPr>
-      <w:r>
-        <w:rPr>
-          <w:sz w:val="20"/>
-          <w:szCs w:val="20"/>
-        </w:rPr>
-        <w:t xml:space="preserve">D)  12</w:t>
-      </w:r>
-    </w:p>
-    <w:p>
-      <w:pPr>
-        <w:spacing w:after="20"/>
-      </w:pPr>
-      <w:r>
-        <w:t xml:space="preserve"/>
-      </w:r>
-    </w:p>
     <w:tbl>
       <w:tblPr>
-        <w:tblW w:type="pct" w:w="100%"/>
+        <w:tblW w:type="dxa" w:w="9360"/>
         <w:tblBorders>
           <w:top w:val="single" w:color="C7D2DD" w:sz="6"/>
           <w:left w:val="single" w:color="C7D2DD" w:sz="6"/>
           <w:bottom w:val="single" w:color="C7D2DD" w:sz="6"/>
           <w:right w:val="single" w:color="C7D2DD" w:sz="6"/>
-          <w:insideH w:val="single" w:color="auto" w:sz="4"/>
-          <w:insideV w:val="single" w:color="auto" w:sz="4"/>
+          <w:insideH w:val="single" w:color="C7D2DD" w:sz="6"/>
+          <w:insideV w:val="single" w:color="C7D2DD" w:sz="6"/>
         </w:tblBorders>
       </w:tblPr>
       <w:tblGrid>
-        <w:gridCol w:w="100"/>
+        <w:gridCol w:w="2800"/>
+        <w:gridCol w:w="3560"/>
+        <w:gridCol w:w="3000"/>
       </w:tblGrid>
       <w:tr>
+        <w:trPr>
+          <w:cantSplit/>
+          <w:tblHeader/>
+        </w:trPr>
         <w:tc>
           <w:tcPr>
+            <w:tcW w:type="dxa" w:w="2800"/>
+            <w:shd w:fill="EEF4F8" w:color="auto" w:val="clear"/>
+            <w:tcMar>
+              <w:top w:type="dxa" w:w="60"/>
+              <w:left w:type="dxa" w:w="100"/>
+              <w:bottom w:type="dxa" w:w="60"/>
+              <w:right w:type="dxa" w:w="100"/>
+            </w:tcMar>
+          </w:tcPr>
+          <w:p>
+            <w:pPr>
+              <w:spacing w:after="0"/>
+            </w:pPr>
+            <w:r>
+              <w:rPr>
+                <w:b/>
+                <w:bCs/>
+                <w:color w:val="12355B"/>
+                <w:sz w:val="16"/>
+                <w:szCs w:val="16"/>
+              </w:rPr>
+              <w:t xml:space="preserve">CORE PROBLEM / GIVEN REPRESENTATION</w:t>
+            </w:r>
+          </w:p>
+        </w:tc>
+        <w:tc>
+          <w:tcPr>
+            <w:tcW w:type="dxa" w:w="3560"/>
+            <w:shd w:fill="EEF4F8" w:color="auto" w:val="clear"/>
+            <w:tcMar>
+              <w:top w:type="dxa" w:w="60"/>
+              <w:left w:type="dxa" w:w="100"/>
+              <w:bottom w:type="dxa" w:w="60"/>
+              <w:right w:type="dxa" w:w="100"/>
+            </w:tcMar>
+          </w:tcPr>
+          <w:p>
+            <w:pPr>
+              <w:spacing w:after="0"/>
+            </w:pPr>
+            <w:r>
+              <w:rPr>
+                <w:b/>
+                <w:bCs/>
+                <w:color w:val="12355B"/>
+                <w:sz w:val="16"/>
+                <w:szCs w:val="16"/>
+              </w:rPr>
+              <w:t xml:space="preserve">WORKING SPACE / CALCULATION STEPS</w:t>
+            </w:r>
+          </w:p>
+        </w:tc>
+        <w:tc>
+          <w:tcPr>
+            <w:tcW w:type="dxa" w:w="3000"/>
             <w:shd w:fill="FBF3E2" w:color="auto" w:val="clear"/>
             <w:tcMar>
               <w:top w:type="dxa" w:w="60"/>
-              <w:left w:type="dxa" w:w="120"/>
+              <w:left w:type="dxa" w:w="100"/>
               <w:bottom w:type="dxa" w:w="60"/>
-              <w:right w:type="dxa" w:w="120"/>
+              <w:right w:type="dxa" w:w="100"/>
             </w:tcMar>
           </w:tcPr>
           <w:p>
             <w:pPr>
-              <w:spacing w:after="0" w:line="320"/>
+              <w:spacing w:after="0"/>
+            </w:pPr>
+            <w:r>
+              <w:rPr>
+                <w:b/>
+                <w:bCs/>
+                <w:color w:val="B97A12"/>
+                <w:sz w:val="16"/>
+                <w:szCs w:val="16"/>
+              </w:rPr>
+              <w:t xml:space="preserve">EXPLAIN YOUR REASONING</w:t>
+            </w:r>
+          </w:p>
+        </w:tc>
+      </w:tr>
+      <w:tr>
+        <w:trPr>
+          <w:cantSplit/>
+        </w:trPr>
+        <w:tc>
+          <w:tcPr>
+            <w:tcW w:type="dxa" w:w="2800"/>
+            <w:tcMar>
+              <w:top w:type="dxa" w:w="80"/>
+              <w:left w:type="dxa" w:w="100"/>
+              <w:bottom w:type="dxa" w:w="80"/>
+              <w:right w:type="dxa" w:w="100"/>
+            </w:tcMar>
+            <w:vAlign w:val="top"/>
+          </w:tcPr>
+          <w:p>
+            <w:pPr>
+              <w:spacing w:after="60"/>
+            </w:pPr>
+            <w:r>
+              <w:rPr>
+                <w:b/>
+                <w:bCs/>
+                <w:color w:val="12355B"/>
+                <w:sz w:val="21"/>
+                <w:szCs w:val="21"/>
+              </w:rPr>
+              <w:t xml:space="preserve">3.  </w:t>
+            </w:r>
+            <w:r>
+              <w:rPr>
+                <w:b/>
+                <w:bCs/>
+                <w:sz w:val="20"/>
+                <w:szCs w:val="20"/>
+              </w:rPr>
+              <w:t xml:space="preserve">What is 6 ÷ 2/3?</w:t>
+            </w:r>
+          </w:p>
+          <w:p>
+            <w:pPr>
+              <w:spacing w:after="30"/>
+              <w:ind w:left="180"/>
+            </w:pPr>
+            <w:r>
+              <w:rPr>
+                <w:sz w:val="19"/>
+                <w:szCs w:val="19"/>
+              </w:rPr>
+              <w:t xml:space="preserve">A)  2/18</w:t>
+            </w:r>
+          </w:p>
+          <w:p>
+            <w:pPr>
+              <w:spacing w:after="30"/>
+              <w:ind w:left="180"/>
+            </w:pPr>
+            <w:r>
+              <w:rPr>
+                <w:sz w:val="19"/>
+                <w:szCs w:val="19"/>
+              </w:rPr>
+              <w:t xml:space="preserve">B)  4</w:t>
+            </w:r>
+          </w:p>
+          <w:p>
+            <w:pPr>
+              <w:spacing w:after="30"/>
+              <w:ind w:left="180"/>
+            </w:pPr>
+            <w:r>
+              <w:rPr>
+                <w:sz w:val="19"/>
+                <w:szCs w:val="19"/>
+              </w:rPr>
+              <w:t xml:space="preserve">C)  9</w:t>
+            </w:r>
+          </w:p>
+          <w:p>
+            <w:pPr>
+              <w:spacing w:after="30"/>
+              <w:ind w:left="180"/>
+            </w:pPr>
+            <w:r>
+              <w:rPr>
+                <w:sz w:val="19"/>
+                <w:szCs w:val="19"/>
+              </w:rPr>
+              <w:t xml:space="preserve">D)  12</w:t>
+            </w:r>
+          </w:p>
+        </w:tc>
+        <w:tc>
+          <w:tcPr>
+            <w:tcW w:type="dxa" w:w="3560"/>
+            <w:tcMar>
+              <w:top w:type="dxa" w:w="80"/>
+              <w:left w:type="dxa" w:w="100"/>
+              <w:bottom w:type="dxa" w:w="80"/>
+              <w:right w:type="dxa" w:w="100"/>
+            </w:tcMar>
+            <w:vAlign w:val="top"/>
+          </w:tcPr>
+          <w:p>
+            <w:pPr>
+              <w:spacing w:after="40"/>
+            </w:pPr>
+            <w:r>
+              <w:rPr>
+                <w:b/>
+                <w:bCs/>
+                <w:color w:val="1FA6A2"/>
+                <w:sz w:val="19"/>
+                <w:szCs w:val="19"/>
+              </w:rPr>
+              <w:t xml:space="preserve">Solution:  </w:t>
+            </w:r>
+            <w:r>
+              <w:rPr>
+                <w:b/>
+                <w:bCs/>
+                <w:sz w:val="19"/>
+                <w:szCs w:val="19"/>
+              </w:rPr>
+              <w:t xml:space="preserve">C)  9</w:t>
+            </w:r>
+          </w:p>
+          <w:p>
+            <w:pPr>
+              <w:spacing w:after="40"/>
+            </w:pPr>
+            <w:r>
+              <w:rPr>
+                <w:i/>
+                <w:iCs/>
+                <w:color w:val="5F6F80"/>
+                <w:sz w:val="18"/>
+                <w:szCs w:val="18"/>
+              </w:rPr>
+              <w:t xml:space="preserve">6 ÷ 2/3 = 6 × 3/2 = 18/2 = 9. Keep 6, change ÷ to ×, flip 2/3 to 3/2.</w:t>
+            </w:r>
+          </w:p>
+          <w:p>
+            <w:pPr>
+              <w:pBdr>
+                <w:bottom w:val="single" w:color="AFBECC" w:sz="6"/>
+              </w:pBdr>
+              <w:spacing w:after="30" w:before="150"/>
             </w:pPr>
             <w:r>
               <w:t xml:space="preserve"/>
@@ -3898,7 +4865,125 @@
           </w:p>
           <w:p>
             <w:pPr>
-              <w:spacing w:after="0" w:line="320"/>
+              <w:pBdr>
+                <w:bottom w:val="single" w:color="AFBECC" w:sz="6"/>
+              </w:pBdr>
+              <w:spacing w:after="30" w:before="150"/>
+            </w:pPr>
+            <w:r>
+              <w:t xml:space="preserve"/>
+            </w:r>
+          </w:p>
+        </w:tc>
+        <w:tc>
+          <w:tcPr>
+            <w:tcW w:type="dxa" w:w="3000"/>
+            <w:shd w:fill="FBF3E2" w:color="auto" w:val="clear"/>
+            <w:tcMar>
+              <w:top w:type="dxa" w:w="80"/>
+              <w:left w:type="dxa" w:w="100"/>
+              <w:bottom w:type="dxa" w:w="80"/>
+              <w:right w:type="dxa" w:w="100"/>
+            </w:tcMar>
+            <w:vAlign w:val="top"/>
+          </w:tcPr>
+          <w:p>
+            <w:pPr>
+              <w:spacing w:after="40"/>
+            </w:pPr>
+            <w:r>
+              <w:rPr>
+                <w:b/>
+                <w:bCs/>
+                <w:color w:val="12355B"/>
+                <w:sz w:val="19"/>
+                <w:szCs w:val="19"/>
+              </w:rPr>
+              <w:t xml:space="preserve">Because... </w:t>
+            </w:r>
+            <w:r>
+              <w:rPr>
+                <w:color w:val="AFBECC"/>
+                <w:sz w:val="19"/>
+                <w:szCs w:val="19"/>
+              </w:rPr>
+              <w:t xml:space="preserve">________________</w:t>
+            </w:r>
+          </w:p>
+          <w:p>
+            <w:pPr>
+              <w:pBdr>
+                <w:bottom w:val="single" w:color="AFBECC" w:sz="6"/>
+              </w:pBdr>
+              <w:spacing w:after="30" w:before="150"/>
+            </w:pPr>
+            <w:r>
+              <w:t xml:space="preserve"/>
+            </w:r>
+          </w:p>
+          <w:p>
+            <w:pPr>
+              <w:spacing w:after="40" w:before="80"/>
+            </w:pPr>
+            <w:r>
+              <w:rPr>
+                <w:b/>
+                <w:bCs/>
+                <w:color w:val="6B4FA0"/>
+                <w:sz w:val="19"/>
+                <w:szCs w:val="19"/>
+              </w:rPr>
+              <w:t xml:space="preserve">Although... </w:t>
+            </w:r>
+            <w:r>
+              <w:rPr>
+                <w:color w:val="AFBECC"/>
+                <w:sz w:val="19"/>
+                <w:szCs w:val="19"/>
+              </w:rPr>
+              <w:t xml:space="preserve">_______________</w:t>
+            </w:r>
+          </w:p>
+          <w:p>
+            <w:pPr>
+              <w:pBdr>
+                <w:bottom w:val="single" w:color="AFBECC" w:sz="6"/>
+              </w:pBdr>
+              <w:spacing w:after="30" w:before="150"/>
+            </w:pPr>
+            <w:r>
+              <w:t xml:space="preserve"/>
+            </w:r>
+          </w:p>
+          <w:p>
+            <w:pPr>
+              <w:spacing w:after="40" w:before="80"/>
+            </w:pPr>
+            <w:r>
+              <w:rPr>
+                <w:b/>
+                <w:bCs/>
+                <w:color w:val="1FA6A2"/>
+                <w:sz w:val="19"/>
+                <w:szCs w:val="19"/>
+              </w:rPr>
+              <w:t xml:space="preserve">Therefore... </w:t>
+            </w:r>
+            <w:r>
+              <w:rPr>
+                <w:color w:val="AFBECC"/>
+                <w:sz w:val="19"/>
+                <w:szCs w:val="19"/>
+              </w:rPr>
+              <w:t xml:space="preserve">______________</w:t>
+            </w:r>
+          </w:p>
+          <w:p>
+            <w:pPr>
+              <w:pBdr>
+                <w:bottom w:val="single" w:color="AFBECC" w:sz="6"/>
+              </w:pBdr>
+              <w:spacing w:after="30" w:before="150"/>
             </w:pPr>
             <w:r>
               <w:t xml:space="preserve"/>
@@ -3907,6 +4992,802 @@
         </w:tc>
       </w:tr>
     </w:tbl>
+    <w:p>
+      <w:pPr>
+        <w:spacing w:after="80"/>
+      </w:pPr>
+      <w:r>
+        <w:t xml:space="preserve"/>
+      </w:r>
+    </w:p>
+    <w:tbl>
+      <w:tblPr>
+        <w:tblW w:type="dxa" w:w="9360"/>
+        <w:tblBorders>
+          <w:top w:val="single" w:color="C7D2DD" w:sz="6"/>
+          <w:left w:val="single" w:color="C7D2DD" w:sz="6"/>
+          <w:bottom w:val="single" w:color="C7D2DD" w:sz="6"/>
+          <w:right w:val="single" w:color="C7D2DD" w:sz="6"/>
+          <w:insideH w:val="single" w:color="C7D2DD" w:sz="6"/>
+          <w:insideV w:val="single" w:color="C7D2DD" w:sz="6"/>
+        </w:tblBorders>
+      </w:tblPr>
+      <w:tblGrid>
+        <w:gridCol w:w="2800"/>
+        <w:gridCol w:w="3560"/>
+        <w:gridCol w:w="3000"/>
+      </w:tblGrid>
+      <w:tr>
+        <w:trPr>
+          <w:cantSplit/>
+          <w:tblHeader/>
+        </w:trPr>
+        <w:tc>
+          <w:tcPr>
+            <w:tcW w:type="dxa" w:w="2800"/>
+            <w:shd w:fill="EEF4F8" w:color="auto" w:val="clear"/>
+            <w:tcMar>
+              <w:top w:type="dxa" w:w="60"/>
+              <w:left w:type="dxa" w:w="100"/>
+              <w:bottom w:type="dxa" w:w="60"/>
+              <w:right w:type="dxa" w:w="100"/>
+            </w:tcMar>
+          </w:tcPr>
+          <w:p>
+            <w:pPr>
+              <w:spacing w:after="0"/>
+            </w:pPr>
+            <w:r>
+              <w:rPr>
+                <w:b/>
+                <w:bCs/>
+                <w:color w:val="12355B"/>
+                <w:sz w:val="16"/>
+                <w:szCs w:val="16"/>
+              </w:rPr>
+              <w:t xml:space="preserve">CORE PROBLEM / GIVEN REPRESENTATION</w:t>
+            </w:r>
+          </w:p>
+        </w:tc>
+        <w:tc>
+          <w:tcPr>
+            <w:tcW w:type="dxa" w:w="3560"/>
+            <w:shd w:fill="EEF4F8" w:color="auto" w:val="clear"/>
+            <w:tcMar>
+              <w:top w:type="dxa" w:w="60"/>
+              <w:left w:type="dxa" w:w="100"/>
+              <w:bottom w:type="dxa" w:w="60"/>
+              <w:right w:type="dxa" w:w="100"/>
+            </w:tcMar>
+          </w:tcPr>
+          <w:p>
+            <w:pPr>
+              <w:spacing w:after="0"/>
+            </w:pPr>
+            <w:r>
+              <w:rPr>
+                <w:b/>
+                <w:bCs/>
+                <w:color w:val="12355B"/>
+                <w:sz w:val="16"/>
+                <w:szCs w:val="16"/>
+              </w:rPr>
+              <w:t xml:space="preserve">WORKING SPACE / CALCULATION STEPS</w:t>
+            </w:r>
+          </w:p>
+        </w:tc>
+        <w:tc>
+          <w:tcPr>
+            <w:tcW w:type="dxa" w:w="3000"/>
+            <w:shd w:fill="FBF3E2" w:color="auto" w:val="clear"/>
+            <w:tcMar>
+              <w:top w:type="dxa" w:w="60"/>
+              <w:left w:type="dxa" w:w="100"/>
+              <w:bottom w:type="dxa" w:w="60"/>
+              <w:right w:type="dxa" w:w="100"/>
+            </w:tcMar>
+          </w:tcPr>
+          <w:p>
+            <w:pPr>
+              <w:spacing w:after="0"/>
+            </w:pPr>
+            <w:r>
+              <w:rPr>
+                <w:b/>
+                <w:bCs/>
+                <w:color w:val="B97A12"/>
+                <w:sz w:val="16"/>
+                <w:szCs w:val="16"/>
+              </w:rPr>
+              <w:t xml:space="preserve">EXPLAIN YOUR REASONING</w:t>
+            </w:r>
+          </w:p>
+        </w:tc>
+      </w:tr>
+      <w:tr>
+        <w:trPr>
+          <w:cantSplit/>
+        </w:trPr>
+        <w:tc>
+          <w:tcPr>
+            <w:tcW w:type="dxa" w:w="2800"/>
+            <w:tcMar>
+              <w:top w:type="dxa" w:w="80"/>
+              <w:left w:type="dxa" w:w="100"/>
+              <w:bottom w:type="dxa" w:w="80"/>
+              <w:right w:type="dxa" w:w="100"/>
+            </w:tcMar>
+            <w:vAlign w:val="top"/>
+          </w:tcPr>
+          <w:p>
+            <w:pPr>
+              <w:spacing w:after="60"/>
+            </w:pPr>
+            <w:r>
+              <w:rPr>
+                <w:b/>
+                <w:bCs/>
+                <w:color w:val="12355B"/>
+                <w:sz w:val="21"/>
+                <w:szCs w:val="21"/>
+              </w:rPr>
+              <w:t xml:space="preserve">4.  </w:t>
+            </w:r>
+            <w:r>
+              <w:rPr>
+                <w:b/>
+                <w:bCs/>
+                <w:sz w:val="20"/>
+                <w:szCs w:val="20"/>
+              </w:rPr>
+              <w:t xml:space="preserve">Agent Park's 6 pounds of evidence powder fill 3/4 of a storage tub. How many pounds fill a WHOLE tub? (6 ÷ 3/4 asks how much is in one whole tub.)</w:t>
+            </w:r>
+          </w:p>
+          <w:p>
+            <w:pPr>
+              <w:spacing w:after="30"/>
+              <w:ind w:left="180"/>
+            </w:pPr>
+            <w:r>
+              <w:rPr>
+                <w:sz w:val="19"/>
+                <w:szCs w:val="19"/>
+              </w:rPr>
+              <w:t xml:space="preserve">A)  4 1/2 pounds</w:t>
+            </w:r>
+          </w:p>
+          <w:p>
+            <w:pPr>
+              <w:spacing w:after="30"/>
+              <w:ind w:left="180"/>
+            </w:pPr>
+            <w:r>
+              <w:rPr>
+                <w:sz w:val="19"/>
+                <w:szCs w:val="19"/>
+              </w:rPr>
+              <w:t xml:space="preserve">B)  8 pounds</w:t>
+            </w:r>
+          </w:p>
+          <w:p>
+            <w:pPr>
+              <w:spacing w:after="30"/>
+              <w:ind w:left="180"/>
+            </w:pPr>
+            <w:r>
+              <w:rPr>
+                <w:sz w:val="19"/>
+                <w:szCs w:val="19"/>
+              </w:rPr>
+              <w:t xml:space="preserve">C)  2 pounds</w:t>
+            </w:r>
+          </w:p>
+          <w:p>
+            <w:pPr>
+              <w:spacing w:after="30"/>
+              <w:ind w:left="180"/>
+            </w:pPr>
+            <w:r>
+              <w:rPr>
+                <w:sz w:val="19"/>
+                <w:szCs w:val="19"/>
+              </w:rPr>
+              <w:t xml:space="preserve">D)  6 3/4 pounds</w:t>
+            </w:r>
+          </w:p>
+        </w:tc>
+        <w:tc>
+          <w:tcPr>
+            <w:tcW w:type="dxa" w:w="3560"/>
+            <w:tcMar>
+              <w:top w:type="dxa" w:w="80"/>
+              <w:left w:type="dxa" w:w="100"/>
+              <w:bottom w:type="dxa" w:w="80"/>
+              <w:right w:type="dxa" w:w="100"/>
+            </w:tcMar>
+            <w:vAlign w:val="top"/>
+          </w:tcPr>
+          <w:p>
+            <w:pPr>
+              <w:spacing w:after="40"/>
+            </w:pPr>
+            <w:r>
+              <w:rPr>
+                <w:b/>
+                <w:bCs/>
+                <w:color w:val="1FA6A2"/>
+                <w:sz w:val="19"/>
+                <w:szCs w:val="19"/>
+              </w:rPr>
+              <w:t xml:space="preserve">Solution:  </w:t>
+            </w:r>
+            <w:r>
+              <w:rPr>
+                <w:b/>
+                <w:bCs/>
+                <w:sz w:val="19"/>
+                <w:szCs w:val="19"/>
+              </w:rPr>
+              <w:t xml:space="preserve">B)  8 pounds</w:t>
+            </w:r>
+          </w:p>
+          <w:p>
+            <w:pPr>
+              <w:spacing w:after="40"/>
+            </w:pPr>
+            <w:r>
+              <w:rPr>
+                <w:i/>
+                <w:iCs/>
+                <w:color w:val="5F6F80"/>
+                <w:sz w:val="18"/>
+                <w:szCs w:val="18"/>
+              </w:rPr>
+              <w:t xml:space="preserve">3 fourths of the tub hold 6 pounds, so 1 fourth holds 6 ÷ 3 = 2 pounds and the whole tub (4 fourths) holds 4 × 2 = 8 pounds. The shortcut agrees: 6 × 4/3 = 24/3 = 8. Check: 3/4 × 8 = 6.</w:t>
+            </w:r>
+          </w:p>
+          <w:p>
+            <w:pPr>
+              <w:pBdr>
+                <w:bottom w:val="single" w:color="AFBECC" w:sz="6"/>
+              </w:pBdr>
+              <w:spacing w:after="30" w:before="150"/>
+            </w:pPr>
+            <w:r>
+              <w:t xml:space="preserve"/>
+            </w:r>
+          </w:p>
+          <w:p>
+            <w:pPr>
+              <w:pBdr>
+                <w:bottom w:val="single" w:color="AFBECC" w:sz="6"/>
+              </w:pBdr>
+              <w:spacing w:after="30" w:before="150"/>
+            </w:pPr>
+            <w:r>
+              <w:t xml:space="preserve"/>
+            </w:r>
+          </w:p>
+        </w:tc>
+        <w:tc>
+          <w:tcPr>
+            <w:tcW w:type="dxa" w:w="3000"/>
+            <w:shd w:fill="FBF3E2" w:color="auto" w:val="clear"/>
+            <w:tcMar>
+              <w:top w:type="dxa" w:w="80"/>
+              <w:left w:type="dxa" w:w="100"/>
+              <w:bottom w:type="dxa" w:w="80"/>
+              <w:right w:type="dxa" w:w="100"/>
+            </w:tcMar>
+            <w:vAlign w:val="top"/>
+          </w:tcPr>
+          <w:p>
+            <w:pPr>
+              <w:spacing w:after="40"/>
+            </w:pPr>
+            <w:r>
+              <w:rPr>
+                <w:b/>
+                <w:bCs/>
+                <w:color w:val="12355B"/>
+                <w:sz w:val="19"/>
+                <w:szCs w:val="19"/>
+              </w:rPr>
+              <w:t xml:space="preserve">Because... </w:t>
+            </w:r>
+            <w:r>
+              <w:rPr>
+                <w:color w:val="AFBECC"/>
+                <w:sz w:val="19"/>
+                <w:szCs w:val="19"/>
+              </w:rPr>
+              <w:t xml:space="preserve">________________</w:t>
+            </w:r>
+          </w:p>
+          <w:p>
+            <w:pPr>
+              <w:pBdr>
+                <w:bottom w:val="single" w:color="AFBECC" w:sz="6"/>
+              </w:pBdr>
+              <w:spacing w:after="30" w:before="150"/>
+            </w:pPr>
+            <w:r>
+              <w:t xml:space="preserve"/>
+            </w:r>
+          </w:p>
+          <w:p>
+            <w:pPr>
+              <w:spacing w:after="40" w:before="80"/>
+            </w:pPr>
+            <w:r>
+              <w:rPr>
+                <w:b/>
+                <w:bCs/>
+                <w:color w:val="6B4FA0"/>
+                <w:sz w:val="19"/>
+                <w:szCs w:val="19"/>
+              </w:rPr>
+              <w:t xml:space="preserve">Although... </w:t>
+            </w:r>
+            <w:r>
+              <w:rPr>
+                <w:color w:val="AFBECC"/>
+                <w:sz w:val="19"/>
+                <w:szCs w:val="19"/>
+              </w:rPr>
+              <w:t xml:space="preserve">_______________</w:t>
+            </w:r>
+          </w:p>
+          <w:p>
+            <w:pPr>
+              <w:pBdr>
+                <w:bottom w:val="single" w:color="AFBECC" w:sz="6"/>
+              </w:pBdr>
+              <w:spacing w:after="30" w:before="150"/>
+            </w:pPr>
+            <w:r>
+              <w:t xml:space="preserve"/>
+            </w:r>
+          </w:p>
+          <w:p>
+            <w:pPr>
+              <w:spacing w:after="40" w:before="80"/>
+            </w:pPr>
+            <w:r>
+              <w:rPr>
+                <w:b/>
+                <w:bCs/>
+                <w:color w:val="1FA6A2"/>
+                <w:sz w:val="19"/>
+                <w:szCs w:val="19"/>
+              </w:rPr>
+              <w:t xml:space="preserve">Therefore... </w:t>
+            </w:r>
+            <w:r>
+              <w:rPr>
+                <w:color w:val="AFBECC"/>
+                <w:sz w:val="19"/>
+                <w:szCs w:val="19"/>
+              </w:rPr>
+              <w:t xml:space="preserve">______________</w:t>
+            </w:r>
+          </w:p>
+          <w:p>
+            <w:pPr>
+              <w:pBdr>
+                <w:bottom w:val="single" w:color="AFBECC" w:sz="6"/>
+              </w:pBdr>
+              <w:spacing w:after="30" w:before="150"/>
+            </w:pPr>
+            <w:r>
+              <w:t xml:space="preserve"/>
+            </w:r>
+          </w:p>
+        </w:tc>
+      </w:tr>
+    </w:tbl>
+    <w:p>
+      <w:pPr>
+        <w:spacing w:after="80"/>
+      </w:pPr>
+      <w:r>
+        <w:t xml:space="preserve"/>
+      </w:r>
+    </w:p>
+    <w:tbl>
+      <w:tblPr>
+        <w:tblW w:type="dxa" w:w="9360"/>
+        <w:tblBorders>
+          <w:top w:val="single" w:color="C7D2DD" w:sz="6"/>
+          <w:left w:val="single" w:color="C7D2DD" w:sz="6"/>
+          <w:bottom w:val="single" w:color="C7D2DD" w:sz="6"/>
+          <w:right w:val="single" w:color="C7D2DD" w:sz="6"/>
+          <w:insideH w:val="single" w:color="C7D2DD" w:sz="6"/>
+          <w:insideV w:val="single" w:color="C7D2DD" w:sz="6"/>
+        </w:tblBorders>
+      </w:tblPr>
+      <w:tblGrid>
+        <w:gridCol w:w="2800"/>
+        <w:gridCol w:w="3560"/>
+        <w:gridCol w:w="3000"/>
+      </w:tblGrid>
+      <w:tr>
+        <w:trPr>
+          <w:cantSplit/>
+          <w:tblHeader/>
+        </w:trPr>
+        <w:tc>
+          <w:tcPr>
+            <w:tcW w:type="dxa" w:w="2800"/>
+            <w:shd w:fill="EEF4F8" w:color="auto" w:val="clear"/>
+            <w:tcMar>
+              <w:top w:type="dxa" w:w="60"/>
+              <w:left w:type="dxa" w:w="100"/>
+              <w:bottom w:type="dxa" w:w="60"/>
+              <w:right w:type="dxa" w:w="100"/>
+            </w:tcMar>
+          </w:tcPr>
+          <w:p>
+            <w:pPr>
+              <w:spacing w:after="0"/>
+            </w:pPr>
+            <w:r>
+              <w:rPr>
+                <w:b/>
+                <w:bCs/>
+                <w:color w:val="12355B"/>
+                <w:sz w:val="16"/>
+                <w:szCs w:val="16"/>
+              </w:rPr>
+              <w:t xml:space="preserve">CORE PROBLEM / GIVEN REPRESENTATION</w:t>
+            </w:r>
+          </w:p>
+        </w:tc>
+        <w:tc>
+          <w:tcPr>
+            <w:tcW w:type="dxa" w:w="3560"/>
+            <w:shd w:fill="EEF4F8" w:color="auto" w:val="clear"/>
+            <w:tcMar>
+              <w:top w:type="dxa" w:w="60"/>
+              <w:left w:type="dxa" w:w="100"/>
+              <w:bottom w:type="dxa" w:w="60"/>
+              <w:right w:type="dxa" w:w="100"/>
+            </w:tcMar>
+          </w:tcPr>
+          <w:p>
+            <w:pPr>
+              <w:spacing w:after="0"/>
+            </w:pPr>
+            <w:r>
+              <w:rPr>
+                <w:b/>
+                <w:bCs/>
+                <w:color w:val="12355B"/>
+                <w:sz w:val="16"/>
+                <w:szCs w:val="16"/>
+              </w:rPr>
+              <w:t xml:space="preserve">WORKING SPACE / CALCULATION STEPS</w:t>
+            </w:r>
+          </w:p>
+        </w:tc>
+        <w:tc>
+          <w:tcPr>
+            <w:tcW w:type="dxa" w:w="3000"/>
+            <w:shd w:fill="FBF3E2" w:color="auto" w:val="clear"/>
+            <w:tcMar>
+              <w:top w:type="dxa" w:w="60"/>
+              <w:left w:type="dxa" w:w="100"/>
+              <w:bottom w:type="dxa" w:w="60"/>
+              <w:right w:type="dxa" w:w="100"/>
+            </w:tcMar>
+          </w:tcPr>
+          <w:p>
+            <w:pPr>
+              <w:spacing w:after="0"/>
+            </w:pPr>
+            <w:r>
+              <w:rPr>
+                <w:b/>
+                <w:bCs/>
+                <w:color w:val="B97A12"/>
+                <w:sz w:val="16"/>
+                <w:szCs w:val="16"/>
+              </w:rPr>
+              <w:t xml:space="preserve">EXPLAIN YOUR REASONING</w:t>
+            </w:r>
+          </w:p>
+        </w:tc>
+      </w:tr>
+      <w:tr>
+        <w:trPr>
+          <w:cantSplit/>
+        </w:trPr>
+        <w:tc>
+          <w:tcPr>
+            <w:tcW w:type="dxa" w:w="2800"/>
+            <w:tcMar>
+              <w:top w:type="dxa" w:w="80"/>
+              <w:left w:type="dxa" w:w="100"/>
+              <w:bottom w:type="dxa" w:w="80"/>
+              <w:right w:type="dxa" w:w="100"/>
+            </w:tcMar>
+            <w:vAlign w:val="top"/>
+          </w:tcPr>
+          <w:p>
+            <w:pPr>
+              <w:spacing w:after="60"/>
+            </w:pPr>
+            <w:r>
+              <w:rPr>
+                <w:b/>
+                <w:bCs/>
+                <w:color w:val="12355B"/>
+                <w:sz w:val="21"/>
+                <w:szCs w:val="21"/>
+              </w:rPr>
+              <w:t xml:space="preserve">5.  </w:t>
+            </w:r>
+            <w:r>
+              <w:rPr>
+                <w:b/>
+                <w:bCs/>
+                <w:sz w:val="20"/>
+                <w:szCs w:val="20"/>
+              </w:rPr>
+              <w:t xml:space="preserve">A 5-foot strip of evidence tape is 1/3 of a full roll. How long is the full roll? (5 ÷ 1/3 asks how much is in one whole roll.)</w:t>
+            </w:r>
+          </w:p>
+          <w:p>
+            <w:pPr>
+              <w:spacing w:after="30"/>
+              <w:ind w:left="180"/>
+            </w:pPr>
+            <w:r>
+              <w:rPr>
+                <w:sz w:val="19"/>
+                <w:szCs w:val="19"/>
+              </w:rPr>
+              <w:t xml:space="preserve">A)  5/3 feet</w:t>
+            </w:r>
+          </w:p>
+          <w:p>
+            <w:pPr>
+              <w:spacing w:after="30"/>
+              <w:ind w:left="180"/>
+            </w:pPr>
+            <w:r>
+              <w:rPr>
+                <w:sz w:val="19"/>
+                <w:szCs w:val="19"/>
+              </w:rPr>
+              <w:t xml:space="preserve">B)  8 feet</w:t>
+            </w:r>
+          </w:p>
+          <w:p>
+            <w:pPr>
+              <w:spacing w:after="30"/>
+              <w:ind w:left="180"/>
+            </w:pPr>
+            <w:r>
+              <w:rPr>
+                <w:sz w:val="19"/>
+                <w:szCs w:val="19"/>
+              </w:rPr>
+              <w:t xml:space="preserve">C)  1/15 foot</w:t>
+            </w:r>
+          </w:p>
+          <w:p>
+            <w:pPr>
+              <w:spacing w:after="30"/>
+              <w:ind w:left="180"/>
+            </w:pPr>
+            <w:r>
+              <w:rPr>
+                <w:sz w:val="19"/>
+                <w:szCs w:val="19"/>
+              </w:rPr>
+              <w:t xml:space="preserve">D)  15 feet</w:t>
+            </w:r>
+          </w:p>
+        </w:tc>
+        <w:tc>
+          <w:tcPr>
+            <w:tcW w:type="dxa" w:w="3560"/>
+            <w:tcMar>
+              <w:top w:type="dxa" w:w="80"/>
+              <w:left w:type="dxa" w:w="100"/>
+              <w:bottom w:type="dxa" w:w="80"/>
+              <w:right w:type="dxa" w:w="100"/>
+            </w:tcMar>
+            <w:vAlign w:val="top"/>
+          </w:tcPr>
+          <w:p>
+            <w:pPr>
+              <w:spacing w:after="40"/>
+            </w:pPr>
+            <w:r>
+              <w:rPr>
+                <w:b/>
+                <w:bCs/>
+                <w:color w:val="1FA6A2"/>
+                <w:sz w:val="19"/>
+                <w:szCs w:val="19"/>
+              </w:rPr>
+              <w:t xml:space="preserve">Solution:  </w:t>
+            </w:r>
+            <w:r>
+              <w:rPr>
+                <w:b/>
+                <w:bCs/>
+                <w:sz w:val="19"/>
+                <w:szCs w:val="19"/>
+              </w:rPr>
+              <w:t xml:space="preserve">D)  15 feet</w:t>
+            </w:r>
+          </w:p>
+          <w:p>
+            <w:pPr>
+              <w:spacing w:after="40"/>
+            </w:pPr>
+            <w:r>
+              <w:rPr>
+                <w:i/>
+                <w:iCs/>
+                <w:color w:val="5F6F80"/>
+                <w:sz w:val="18"/>
+                <w:szCs w:val="18"/>
+              </w:rPr>
+              <w:t xml:space="preserve">5 feet is one third of the roll, and a whole roll is 3 thirds: 5 ÷ 1/3 = 5 × 3 = 15 feet. Check by multiplying: 1/3 × 15 = 5.</w:t>
+            </w:r>
+          </w:p>
+          <w:p>
+            <w:pPr>
+              <w:pBdr>
+                <w:bottom w:val="single" w:color="AFBECC" w:sz="6"/>
+              </w:pBdr>
+              <w:spacing w:after="30" w:before="150"/>
+            </w:pPr>
+            <w:r>
+              <w:t xml:space="preserve"/>
+            </w:r>
+          </w:p>
+          <w:p>
+            <w:pPr>
+              <w:pBdr>
+                <w:bottom w:val="single" w:color="AFBECC" w:sz="6"/>
+              </w:pBdr>
+              <w:spacing w:after="30" w:before="150"/>
+            </w:pPr>
+            <w:r>
+              <w:t xml:space="preserve"/>
+            </w:r>
+          </w:p>
+        </w:tc>
+        <w:tc>
+          <w:tcPr>
+            <w:tcW w:type="dxa" w:w="3000"/>
+            <w:shd w:fill="FBF3E2" w:color="auto" w:val="clear"/>
+            <w:tcMar>
+              <w:top w:type="dxa" w:w="80"/>
+              <w:left w:type="dxa" w:w="100"/>
+              <w:bottom w:type="dxa" w:w="80"/>
+              <w:right w:type="dxa" w:w="100"/>
+            </w:tcMar>
+            <w:vAlign w:val="top"/>
+          </w:tcPr>
+          <w:p>
+            <w:pPr>
+              <w:spacing w:after="40"/>
+            </w:pPr>
+            <w:r>
+              <w:rPr>
+                <w:b/>
+                <w:bCs/>
+                <w:color w:val="12355B"/>
+                <w:sz w:val="19"/>
+                <w:szCs w:val="19"/>
+              </w:rPr>
+              <w:t xml:space="preserve">Because... </w:t>
+            </w:r>
+            <w:r>
+              <w:rPr>
+                <w:color w:val="AFBECC"/>
+                <w:sz w:val="19"/>
+                <w:szCs w:val="19"/>
+              </w:rPr>
+              <w:t xml:space="preserve">________________</w:t>
+            </w:r>
+          </w:p>
+          <w:p>
+            <w:pPr>
+              <w:pBdr>
+                <w:bottom w:val="single" w:color="AFBECC" w:sz="6"/>
+              </w:pBdr>
+              <w:spacing w:after="30" w:before="150"/>
+            </w:pPr>
+            <w:r>
+              <w:t xml:space="preserve"/>
+            </w:r>
+          </w:p>
+          <w:p>
+            <w:pPr>
+              <w:spacing w:after="40" w:before="80"/>
+            </w:pPr>
+            <w:r>
+              <w:rPr>
+                <w:b/>
+                <w:bCs/>
+                <w:color w:val="6B4FA0"/>
+                <w:sz w:val="19"/>
+                <w:szCs w:val="19"/>
+              </w:rPr>
+              <w:t xml:space="preserve">Although... </w:t>
+            </w:r>
+            <w:r>
+              <w:rPr>
+                <w:color w:val="AFBECC"/>
+                <w:sz w:val="19"/>
+                <w:szCs w:val="19"/>
+              </w:rPr>
+              <w:t xml:space="preserve">_______________</w:t>
+            </w:r>
+          </w:p>
+          <w:p>
+            <w:pPr>
+              <w:pBdr>
+                <w:bottom w:val="single" w:color="AFBECC" w:sz="6"/>
+              </w:pBdr>
+              <w:spacing w:after="30" w:before="150"/>
+            </w:pPr>
+            <w:r>
+              <w:t xml:space="preserve"/>
+            </w:r>
+          </w:p>
+          <w:p>
+            <w:pPr>
+              <w:spacing w:after="40" w:before="80"/>
+            </w:pPr>
+            <w:r>
+              <w:rPr>
+                <w:b/>
+                <w:bCs/>
+                <w:color w:val="1FA6A2"/>
+                <w:sz w:val="19"/>
+                <w:szCs w:val="19"/>
+              </w:rPr>
+              <w:t xml:space="preserve">Therefore... </w:t>
+            </w:r>
+            <w:r>
+              <w:rPr>
+                <w:color w:val="AFBECC"/>
+                <w:sz w:val="19"/>
+                <w:szCs w:val="19"/>
+              </w:rPr>
+              <w:t xml:space="preserve">______________</w:t>
+            </w:r>
+          </w:p>
+          <w:p>
+            <w:pPr>
+              <w:pBdr>
+                <w:bottom w:val="single" w:color="AFBECC" w:sz="6"/>
+              </w:pBdr>
+              <w:spacing w:after="30" w:before="150"/>
+            </w:pPr>
+            <w:r>
+              <w:t xml:space="preserve"/>
+            </w:r>
+          </w:p>
+        </w:tc>
+      </w:tr>
+    </w:tbl>
+    <w:p>
+      <w:pPr>
+        <w:spacing w:after="80"/>
+      </w:pPr>
+      <w:r>
+        <w:t xml:space="preserve"/>
+      </w:r>
+    </w:p>
     <w:p>
       <w:pPr>
         <w:pStyle w:val="Heading1"/>
@@ -4025,6 +5906,149 @@
         <w:t xml:space="preserve"/>
       </w:r>
     </w:p>
+    <w:p>
+      <w:pPr>
+        <w:spacing w:after="60"/>
+      </w:pPr>
+      <w:r>
+        <w:t xml:space="preserve"/>
+      </w:r>
+    </w:p>
+    <w:tbl>
+      <w:tblPr>
+        <w:tblW w:type="dxa" w:w="9360"/>
+        <w:tblBorders>
+          <w:top w:val="single" w:color="C7D2DD" w:sz="6"/>
+          <w:left w:val="single" w:color="C7D2DD" w:sz="6"/>
+          <w:bottom w:val="single" w:color="C7D2DD" w:sz="6"/>
+          <w:right w:val="single" w:color="C7D2DD" w:sz="6"/>
+          <w:insideH w:val="single" w:color="C7D2DD" w:sz="6"/>
+          <w:insideV w:val="single" w:color="C7D2DD" w:sz="6"/>
+        </w:tblBorders>
+      </w:tblPr>
+      <w:tblGrid>
+        <w:gridCol w:w="3120"/>
+        <w:gridCol w:w="3120"/>
+        <w:gridCol w:w="3120"/>
+      </w:tblGrid>
+      <w:tr>
+        <w:trPr>
+          <w:cantSplit/>
+          <w:tblHeader/>
+        </w:trPr>
+        <w:tc>
+          <w:tcPr>
+            <w:tcW w:type="dxa" w:w="9360"/>
+            <w:gridSpan w:val="3"/>
+            <w:shd w:fill="EEF4F8" w:color="auto" w:val="clear"/>
+            <w:tcMar>
+              <w:top w:type="dxa" w:w="60"/>
+              <w:left w:type="dxa" w:w="100"/>
+              <w:bottom w:type="dxa" w:w="60"/>
+              <w:right w:type="dxa" w:w="100"/>
+            </w:tcMar>
+          </w:tcPr>
+          <w:p>
+            <w:pPr>
+              <w:spacing w:after="0"/>
+            </w:pPr>
+            <w:r>
+              <w:rPr>
+                <w:b/>
+                <w:bCs/>
+                <w:color w:val="12355B"/>
+                <w:sz w:val="18"/>
+                <w:szCs w:val="18"/>
+              </w:rPr>
+              <w:t xml:space="preserve">EXIT CHECK · 3-POINT SELF-ASSESSMENT CHECKLIST</w:t>
+            </w:r>
+          </w:p>
+        </w:tc>
+      </w:tr>
+      <w:tr>
+        <w:trPr>
+          <w:cantSplit/>
+        </w:trPr>
+        <w:tc>
+          <w:tcPr>
+            <w:tcW w:type="dxa" w:w="3120"/>
+            <w:tcMar>
+              <w:top w:type="dxa" w:w="80"/>
+              <w:left w:type="dxa" w:w="100"/>
+              <w:bottom w:type="dxa" w:w="80"/>
+              <w:right w:type="dxa" w:w="100"/>
+            </w:tcMar>
+          </w:tcPr>
+          <w:p>
+            <w:pPr>
+              <w:spacing w:after="0"/>
+            </w:pPr>
+            <w:r>
+              <w:rPr>
+                <w:b/>
+                <w:bCs/>
+                <w:color w:val="1A2733"/>
+                <w:sz w:val="18"/>
+                <w:szCs w:val="18"/>
+              </w:rPr>
+              <w:t xml:space="preserve">☐ 1. Units &amp; Labels Verified</w:t>
+            </w:r>
+          </w:p>
+        </w:tc>
+        <w:tc>
+          <w:tcPr>
+            <w:tcW w:type="dxa" w:w="3120"/>
+            <w:tcMar>
+              <w:top w:type="dxa" w:w="80"/>
+              <w:left w:type="dxa" w:w="100"/>
+              <w:bottom w:type="dxa" w:w="80"/>
+              <w:right w:type="dxa" w:w="100"/>
+            </w:tcMar>
+          </w:tcPr>
+          <w:p>
+            <w:pPr>
+              <w:spacing w:after="0"/>
+            </w:pPr>
+            <w:r>
+              <w:rPr>
+                <w:b/>
+                <w:bCs/>
+                <w:color w:val="1A2733"/>
+                <w:sz w:val="18"/>
+                <w:szCs w:val="18"/>
+              </w:rPr>
+              <w:t xml:space="preserve">☐ 2. Reasoning Stated (Because / Although / Therefore)</w:t>
+            </w:r>
+          </w:p>
+        </w:tc>
+        <w:tc>
+          <w:tcPr>
+            <w:tcW w:type="dxa" w:w="3120"/>
+            <w:tcMar>
+              <w:top w:type="dxa" w:w="80"/>
+              <w:left w:type="dxa" w:w="100"/>
+              <w:bottom w:type="dxa" w:w="80"/>
+              <w:right w:type="dxa" w:w="100"/>
+            </w:tcMar>
+          </w:tcPr>
+          <w:p>
+            <w:pPr>
+              <w:spacing w:after="0"/>
+            </w:pPr>
+            <w:r>
+              <w:rPr>
+                <w:b/>
+                <w:bCs/>
+                <w:color w:val="1A2733"/>
+                <w:sz w:val="18"/>
+                <w:szCs w:val="18"/>
+              </w:rPr>
+              <w:t xml:space="preserve">☐ 3. Calculations Double-Checked</w:t>
+            </w:r>
+          </w:p>
+        </w:tc>
+      </w:tr>
+    </w:tbl>
     <w:p>
       <w:pPr>
         <w:pStyle w:val="Heading1"/>
@@ -4430,30 +6454,23 @@
     </w:p>
     <w:p>
       <w:pPr>
-        <w:pStyle w:val="Heading2"/>
-        <w:spacing w:after="80" w:before="180"/>
-      </w:pPr>
-      <w:r>
-        <w:rPr>
-          <w:b/>
-          <w:bCs/>
-          <w:color w:val="12355B"/>
-          <w:sz w:val="24"/>
-          <w:szCs w:val="24"/>
-        </w:rPr>
-        <w:t xml:space="preserve">Exit Ticket</w:t>
-      </w:r>
-    </w:p>
-    <w:p>
-      <w:pPr>
         <w:spacing w:after="80"/>
       </w:pPr>
       <w:r>
         <w:rPr>
+          <w:b/>
+          <w:bCs/>
           <w:sz w:val="21"/>
           <w:szCs w:val="21"/>
         </w:rPr>
-        <w:t xml:space="preserve">D)  27</w:t>
+        <w:t xml:space="preserve">4.  </w:t>
+      </w:r>
+      <w:r>
+        <w:rPr>
+          <w:sz w:val="21"/>
+          <w:szCs w:val="21"/>
+        </w:rPr>
+        <w:t xml:space="preserve">B)  8 pounds</w:t>
       </w:r>
       <w:r>
         <w:rPr>
@@ -4463,7 +6480,76 @@
           <w:sz w:val="19"/>
           <w:szCs w:val="19"/>
         </w:rPr>
-        <w:t xml:space="preserve">  — 9 ÷ 1/3 = 9 × 3/1 = 27. There are 27 thirds in 9 wholes.</w:t>
+        <w:t xml:space="preserve">  — 3 fourths of the tub hold 6 pounds, so 1 fourth holds 6 ÷ 3 = 2 pounds and the whole tub (4 fourths) holds 4 × 2 = 8 pounds. The shortcut agrees: 6 × 4/3 = 24/3 = 8. Check: 3/4 × 8 = 6.</w:t>
+      </w:r>
+    </w:p>
+    <w:p>
+      <w:pPr>
+        <w:spacing w:after="80"/>
+      </w:pPr>
+      <w:r>
+        <w:rPr>
+          <w:b/>
+          <w:bCs/>
+          <w:sz w:val="21"/>
+          <w:szCs w:val="21"/>
+        </w:rPr>
+        <w:t xml:space="preserve">5.  </w:t>
+      </w:r>
+      <w:r>
+        <w:rPr>
+          <w:sz w:val="21"/>
+          <w:szCs w:val="21"/>
+        </w:rPr>
+        <w:t xml:space="preserve">D)  15 feet</w:t>
+      </w:r>
+      <w:r>
+        <w:rPr>
+          <w:i/>
+          <w:iCs/>
+          <w:color w:val="5F6F80"/>
+          <w:sz w:val="19"/>
+          <w:szCs w:val="19"/>
+        </w:rPr>
+        <w:t xml:space="preserve">  — 5 feet is one third of the roll, and a whole roll is 3 thirds: 5 ÷ 1/3 = 5 × 3 = 15 feet. Check by multiplying: 1/3 × 15 = 5.</w:t>
+      </w:r>
+    </w:p>
+    <w:p>
+      <w:pPr>
+        <w:pStyle w:val="Heading2"/>
+        <w:spacing w:after="80" w:before="180"/>
+      </w:pPr>
+      <w:r>
+        <w:rPr>
+          <w:b/>
+          <w:bCs/>
+          <w:color w:val="12355B"/>
+          <w:sz w:val="24"/>
+          <w:szCs w:val="24"/>
+        </w:rPr>
+        <w:t xml:space="preserve">Exit Ticket</w:t>
+      </w:r>
+    </w:p>
+    <w:p>
+      <w:pPr>
+        <w:spacing w:after="80"/>
+      </w:pPr>
+      <w:r>
+        <w:rPr>
+          <w:sz w:val="21"/>
+          <w:szCs w:val="21"/>
+        </w:rPr>
+        <w:t xml:space="preserve">D)  27</w:t>
+      </w:r>
+      <w:r>
+        <w:rPr>
+          <w:i/>
+          <w:iCs/>
+          <w:color w:val="5F6F80"/>
+          <w:sz w:val="19"/>
+          <w:szCs w:val="19"/>
+        </w:rPr>
+        <w:t xml:space="preserve">  — 9 ÷ 1/3 = 9 × 3/1 = 27. There are 27 thirds in 9 wholes. Check by multiplying: 27 × 1/3 = 9.</w:t>
       </w:r>
     </w:p>
     <w:p>
